--- a/CSC375-Software-Engineering/Old-Questions/old-questions.docx
+++ b/CSC375-Software-Engineering/Old-Questions/old-questions.docx
@@ -27,7 +27,7 @@
           <w:lang w:val="en-US"/>
           <w14:ligatures w14:val="standardContextual"/>
         </w:rPr>
-        <w:t>Model Set II</w:t>
+        <w:t>2082-New</w:t>
       </w:r>
       <w:r>
         <w:rPr>
@@ -73,89 +73,126 @@
     </w:p>
     <w:p>
       <w:pPr>
-        <w:pStyle w:val="ListParagraph"/>
         <w:numPr>
           <w:ilvl w:val="0"/>
           <w:numId w:val="7"/>
         </w:numPr>
         <w:spacing w:before="240" w:line="480" w:lineRule="auto"/>
-        <w:rPr>
-          <w:rFonts w:ascii="Aptos" w:eastAsia="Aptos" w:hAnsi="Aptos" w:cs="Times New Roman"/>
-          <w:kern w:val="2"/>
-          <w:sz w:val="24"/>
-          <w:szCs w:val="24"/>
-          <w:lang w:val="en-US"/>
-          <w14:ligatures w14:val="standardContextual"/>
-        </w:rPr>
-      </w:pPr>
-      <w:r>
-        <w:rPr>
-          <w:rFonts w:ascii="Aptos" w:eastAsia="Aptos" w:hAnsi="Aptos" w:cs="Times New Roman"/>
-          <w:kern w:val="2"/>
-          <w:sz w:val="24"/>
-          <w:szCs w:val="24"/>
-          <w:lang w:val="en-US"/>
-          <w14:ligatures w14:val="standardContextual"/>
-        </w:rPr>
-        <w:t>Explain the importance of software pricing. Highlight COCOMO cost modeling technique. List its disadvantage.</w:t>
-      </w:r>
-    </w:p>
-    <w:p>
-      <w:pPr>
-        <w:pStyle w:val="ListParagraph"/>
+        <w:contextualSpacing/>
+        <w:rPr>
+          <w:rFonts w:ascii="Aptos" w:eastAsia="Aptos" w:hAnsi="Aptos" w:cs="Times New Roman"/>
+          <w:kern w:val="2"/>
+          <w:sz w:val="24"/>
+          <w:szCs w:val="24"/>
+          <w:lang w:val="en-US"/>
+          <w14:ligatures w14:val="standardContextual"/>
+        </w:rPr>
+      </w:pPr>
+      <w:proofErr w:type="gramStart"/>
+      <w:r>
+        <w:rPr>
+          <w:rFonts w:ascii="Aptos" w:eastAsia="Aptos" w:hAnsi="Aptos" w:cs="Times New Roman"/>
+          <w:kern w:val="2"/>
+          <w:sz w:val="24"/>
+          <w:szCs w:val="24"/>
+          <w:lang w:val="en-US"/>
+          <w14:ligatures w14:val="standardContextual"/>
+        </w:rPr>
+        <w:t>List</w:t>
+      </w:r>
+      <w:proofErr w:type="gramEnd"/>
+      <w:r>
+        <w:rPr>
+          <w:rFonts w:ascii="Aptos" w:eastAsia="Aptos" w:hAnsi="Aptos" w:cs="Times New Roman"/>
+          <w:kern w:val="2"/>
+          <w:sz w:val="24"/>
+          <w:szCs w:val="24"/>
+          <w:lang w:val="en-US"/>
+          <w14:ligatures w14:val="standardContextual"/>
+        </w:rPr>
+        <w:t xml:space="preserve"> different stakeholders involved in software inspection. How </w:t>
+      </w:r>
+      <w:proofErr w:type="gramStart"/>
+      <w:r>
+        <w:rPr>
+          <w:rFonts w:ascii="Aptos" w:eastAsia="Aptos" w:hAnsi="Aptos" w:cs="Times New Roman"/>
+          <w:kern w:val="2"/>
+          <w:sz w:val="24"/>
+          <w:szCs w:val="24"/>
+          <w:lang w:val="en-US"/>
+          <w14:ligatures w14:val="standardContextual"/>
+        </w:rPr>
+        <w:t>software inspection is</w:t>
+      </w:r>
+      <w:proofErr w:type="gramEnd"/>
+      <w:r>
+        <w:rPr>
+          <w:rFonts w:ascii="Aptos" w:eastAsia="Aptos" w:hAnsi="Aptos" w:cs="Times New Roman"/>
+          <w:kern w:val="2"/>
+          <w:sz w:val="24"/>
+          <w:szCs w:val="24"/>
+          <w:lang w:val="en-US"/>
+          <w14:ligatures w14:val="standardContextual"/>
+        </w:rPr>
+        <w:t xml:space="preserve"> carried out? Explain</w:t>
+      </w:r>
+    </w:p>
+    <w:p>
+      <w:pPr>
         <w:numPr>
           <w:ilvl w:val="0"/>
           <w:numId w:val="7"/>
         </w:numPr>
         <w:spacing w:before="240" w:line="480" w:lineRule="auto"/>
-        <w:rPr>
-          <w:rFonts w:ascii="Aptos" w:eastAsia="Aptos" w:hAnsi="Aptos" w:cs="Times New Roman"/>
-          <w:kern w:val="2"/>
-          <w:sz w:val="24"/>
-          <w:szCs w:val="24"/>
-          <w:lang w:val="en-US"/>
-          <w14:ligatures w14:val="standardContextual"/>
-        </w:rPr>
-      </w:pPr>
-      <w:r>
-        <w:rPr>
-          <w:rFonts w:ascii="Aptos" w:eastAsia="Aptos" w:hAnsi="Aptos" w:cs="Times New Roman"/>
-          <w:kern w:val="2"/>
-          <w:sz w:val="24"/>
-          <w:szCs w:val="24"/>
-          <w:lang w:val="en-US"/>
-          <w14:ligatures w14:val="standardContextual"/>
-        </w:rPr>
-        <w:t>Draw use case diagram, class diagram and sequence diagram for online book recommendation system. Make your own assumptions.</w:t>
-      </w:r>
-    </w:p>
-    <w:p>
-      <w:pPr>
-        <w:pStyle w:val="ListParagraph"/>
+        <w:contextualSpacing/>
+        <w:rPr>
+          <w:rFonts w:ascii="Aptos" w:eastAsia="Aptos" w:hAnsi="Aptos" w:cs="Times New Roman"/>
+          <w:kern w:val="2"/>
+          <w:sz w:val="24"/>
+          <w:szCs w:val="24"/>
+          <w:lang w:val="en-US"/>
+          <w14:ligatures w14:val="standardContextual"/>
+        </w:rPr>
+      </w:pPr>
+      <w:r>
+        <w:rPr>
+          <w:rFonts w:ascii="Aptos" w:eastAsia="Aptos" w:hAnsi="Aptos" w:cs="Times New Roman"/>
+          <w:kern w:val="2"/>
+          <w:sz w:val="24"/>
+          <w:szCs w:val="24"/>
+          <w:lang w:val="en-US"/>
+          <w14:ligatures w14:val="standardContextual"/>
+        </w:rPr>
+        <w:t>List some advantages of estimation. Explain COCOMO mode</w:t>
+      </w:r>
+    </w:p>
+    <w:p>
+      <w:pPr>
         <w:numPr>
           <w:ilvl w:val="0"/>
           <w:numId w:val="7"/>
         </w:numPr>
         <w:spacing w:before="240" w:line="480" w:lineRule="auto"/>
-        <w:rPr>
-          <w:rFonts w:ascii="Aptos" w:eastAsia="Aptos" w:hAnsi="Aptos" w:cs="Times New Roman"/>
-          <w:kern w:val="2"/>
-          <w:sz w:val="24"/>
-          <w:szCs w:val="24"/>
-          <w:lang w:val="en-US"/>
-          <w14:ligatures w14:val="standardContextual"/>
-        </w:rPr>
-      </w:pPr>
-      <w:r>
-        <w:rPr>
-          <w:rFonts w:ascii="Aptos" w:eastAsia="Aptos" w:hAnsi="Aptos" w:cs="Times New Roman"/>
-          <w:kern w:val="2"/>
-          <w:sz w:val="24"/>
-          <w:szCs w:val="24"/>
-          <w:lang w:val="en-US"/>
-          <w14:ligatures w14:val="standardContextual"/>
-        </w:rPr>
-        <w:t>What do you understand by software process model? Explain different software process activities.</w:t>
+        <w:contextualSpacing/>
+        <w:rPr>
+          <w:rFonts w:ascii="Aptos" w:eastAsia="Aptos" w:hAnsi="Aptos" w:cs="Times New Roman"/>
+          <w:kern w:val="2"/>
+          <w:sz w:val="24"/>
+          <w:szCs w:val="24"/>
+          <w:lang w:val="en-US"/>
+          <w14:ligatures w14:val="standardContextual"/>
+        </w:rPr>
+      </w:pPr>
+      <w:r>
+        <w:rPr>
+          <w:rFonts w:ascii="Aptos" w:eastAsia="Aptos" w:hAnsi="Aptos" w:cs="Times New Roman"/>
+          <w:kern w:val="2"/>
+          <w:sz w:val="24"/>
+          <w:szCs w:val="24"/>
+          <w:lang w:val="en-US"/>
+          <w14:ligatures w14:val="standardContextual"/>
+        </w:rPr>
+        <w:t>Why do you think software needs to be changed? Explain any one model that can be used to cope with the change.</w:t>
       </w:r>
     </w:p>
     <w:p>
@@ -212,7 +249,7 @@
           <w:lang w:val="en-US"/>
           <w14:ligatures w14:val="standardContextual"/>
         </w:rPr>
-        <w:t>How risk management is carried out during software development? Explain.</w:t>
+        <w:t>Describe software engineering ethics that needs to be followed. Why is it important?</w:t>
       </w:r>
     </w:p>
     <w:p>
@@ -232,16 +269,29 @@
           <w14:ligatures w14:val="standardContextual"/>
         </w:rPr>
       </w:pPr>
-      <w:r>
-        <w:rPr>
-          <w:rFonts w:ascii="Aptos" w:eastAsia="Aptos" w:hAnsi="Aptos" w:cs="Times New Roman"/>
-          <w:kern w:val="2"/>
-          <w:sz w:val="24"/>
-          <w:szCs w:val="24"/>
-          <w:lang w:val="en-US"/>
-          <w14:ligatures w14:val="standardContextual"/>
-        </w:rPr>
-        <w:t>“Software maintenance is one of the most importance activity.” Justify the statement with an example.</w:t>
+      <w:proofErr w:type="gramStart"/>
+      <w:r>
+        <w:rPr>
+          <w:rFonts w:ascii="Aptos" w:eastAsia="Aptos" w:hAnsi="Aptos" w:cs="Times New Roman"/>
+          <w:kern w:val="2"/>
+          <w:sz w:val="24"/>
+          <w:szCs w:val="24"/>
+          <w:lang w:val="en-US"/>
+          <w14:ligatures w14:val="standardContextual"/>
+        </w:rPr>
+        <w:t>Differentiate</w:t>
+      </w:r>
+      <w:proofErr w:type="gramEnd"/>
+      <w:r>
+        <w:rPr>
+          <w:rFonts w:ascii="Aptos" w:eastAsia="Aptos" w:hAnsi="Aptos" w:cs="Times New Roman"/>
+          <w:kern w:val="2"/>
+          <w:sz w:val="24"/>
+          <w:szCs w:val="24"/>
+          <w:lang w:val="en-US"/>
+          <w14:ligatures w14:val="standardContextual"/>
+        </w:rPr>
+        <w:t xml:space="preserve"> between plan driven and agile development. Explain agile project management.</w:t>
       </w:r>
     </w:p>
     <w:p>
@@ -270,7 +320,7 @@
           <w:lang w:val="en-US"/>
           <w14:ligatures w14:val="standardContextual"/>
         </w:rPr>
-        <w:t>Difference between verification and validation. Explain software inspection process.</w:t>
+        <w:t>What do you understand by model driven architecture? Explain.</w:t>
       </w:r>
     </w:p>
     <w:p>
@@ -299,29 +349,31 @@
           <w:lang w:val="en-US"/>
           <w14:ligatures w14:val="standardContextual"/>
         </w:rPr>
-        <w:t xml:space="preserve">What do you understand by design patterns? What role does it have in </w:t>
-      </w:r>
-      <w:r>
-        <w:rPr>
-          <w:rFonts w:ascii="Aptos" w:eastAsia="Aptos" w:hAnsi="Aptos" w:cs="Times New Roman"/>
-          <w:kern w:val="2"/>
-          <w:sz w:val="24"/>
-          <w:szCs w:val="24"/>
-          <w:lang w:val="en-US"/>
-          <w14:ligatures w14:val="standardContextual"/>
-        </w:rPr>
-        <w:t>object-oriented</w:t>
-      </w:r>
-      <w:r>
-        <w:rPr>
-          <w:rFonts w:ascii="Aptos" w:eastAsia="Aptos" w:hAnsi="Aptos" w:cs="Times New Roman"/>
-          <w:kern w:val="2"/>
-          <w:sz w:val="24"/>
-          <w:szCs w:val="24"/>
-          <w:lang w:val="en-US"/>
-          <w14:ligatures w14:val="standardContextual"/>
-        </w:rPr>
-        <w:t xml:space="preserve"> design.</w:t>
+        <w:t xml:space="preserve">What are the issues that may occur </w:t>
+      </w:r>
+      <w:proofErr w:type="gramStart"/>
+      <w:r>
+        <w:rPr>
+          <w:rFonts w:ascii="Aptos" w:eastAsia="Aptos" w:hAnsi="Aptos" w:cs="Times New Roman"/>
+          <w:kern w:val="2"/>
+          <w:sz w:val="24"/>
+          <w:szCs w:val="24"/>
+          <w:lang w:val="en-US"/>
+          <w14:ligatures w14:val="standardContextual"/>
+        </w:rPr>
+        <w:t>while</w:t>
+      </w:r>
+      <w:proofErr w:type="gramEnd"/>
+      <w:r>
+        <w:rPr>
+          <w:rFonts w:ascii="Aptos" w:eastAsia="Aptos" w:hAnsi="Aptos" w:cs="Times New Roman"/>
+          <w:kern w:val="2"/>
+          <w:sz w:val="24"/>
+          <w:szCs w:val="24"/>
+          <w:lang w:val="en-US"/>
+          <w14:ligatures w14:val="standardContextual"/>
+        </w:rPr>
+        <w:t xml:space="preserve"> implementation? How can these issues be handled?</w:t>
       </w:r>
     </w:p>
     <w:p>
@@ -350,7 +402,94 @@
           <w:lang w:val="en-US"/>
           <w14:ligatures w14:val="standardContextual"/>
         </w:rPr>
-        <w:t>Explain any one application of architecture.</w:t>
+        <w:t>Explain the process of release testing and user testing.</w:t>
+      </w:r>
+    </w:p>
+    <w:p>
+      <w:pPr>
+        <w:numPr>
+          <w:ilvl w:val="0"/>
+          <w:numId w:val="7"/>
+        </w:numPr>
+        <w:spacing w:before="240" w:line="480" w:lineRule="auto"/>
+        <w:contextualSpacing/>
+        <w:rPr>
+          <w:rFonts w:ascii="Aptos" w:eastAsia="Aptos" w:hAnsi="Aptos" w:cs="Times New Roman"/>
+          <w:kern w:val="2"/>
+          <w:sz w:val="24"/>
+          <w:szCs w:val="24"/>
+          <w:lang w:val="en-US"/>
+          <w14:ligatures w14:val="standardContextual"/>
+        </w:rPr>
+      </w:pPr>
+      <w:r>
+        <w:rPr>
+          <w:rFonts w:ascii="Aptos" w:eastAsia="Aptos" w:hAnsi="Aptos" w:cs="Times New Roman"/>
+          <w:kern w:val="2"/>
+          <w:sz w:val="24"/>
+          <w:szCs w:val="24"/>
+          <w:lang w:val="en-US"/>
+          <w14:ligatures w14:val="standardContextual"/>
+        </w:rPr>
+        <w:t>Define software maintenance. Explain the software maintenance process.</w:t>
+      </w:r>
+    </w:p>
+    <w:p>
+      <w:pPr>
+        <w:numPr>
+          <w:ilvl w:val="0"/>
+          <w:numId w:val="7"/>
+        </w:numPr>
+        <w:spacing w:before="240" w:line="480" w:lineRule="auto"/>
+        <w:contextualSpacing/>
+        <w:rPr>
+          <w:rFonts w:ascii="Aptos" w:eastAsia="Aptos" w:hAnsi="Aptos" w:cs="Times New Roman"/>
+          <w:kern w:val="2"/>
+          <w:sz w:val="24"/>
+          <w:szCs w:val="24"/>
+          <w:lang w:val="en-US"/>
+          <w14:ligatures w14:val="standardContextual"/>
+        </w:rPr>
+      </w:pPr>
+      <w:r>
+        <w:rPr>
+          <w:rFonts w:ascii="Aptos" w:eastAsia="Aptos" w:hAnsi="Aptos" w:cs="Times New Roman"/>
+          <w:kern w:val="2"/>
+          <w:sz w:val="24"/>
+          <w:szCs w:val="24"/>
+          <w:lang w:val="en-US"/>
+          <w14:ligatures w14:val="standardContextual"/>
+        </w:rPr>
+        <w:t>Explain the steps that are carried out during configuration management.</w:t>
+      </w:r>
+    </w:p>
+    <w:p>
+      <w:pPr>
+        <w:numPr>
+          <w:ilvl w:val="0"/>
+          <w:numId w:val="7"/>
+        </w:numPr>
+        <w:spacing w:before="240" w:line="480" w:lineRule="auto"/>
+        <w:contextualSpacing/>
+        <w:rPr>
+          <w:rFonts w:ascii="Aptos" w:eastAsia="Aptos" w:hAnsi="Aptos" w:cs="Times New Roman"/>
+          <w:kern w:val="2"/>
+          <w:sz w:val="24"/>
+          <w:szCs w:val="24"/>
+          <w:lang w:val="en-US"/>
+          <w14:ligatures w14:val="standardContextual"/>
+        </w:rPr>
+      </w:pPr>
+      <w:r>
+        <w:rPr>
+          <w:rFonts w:ascii="Aptos" w:eastAsia="Aptos" w:hAnsi="Aptos" w:cs="Times New Roman"/>
+          <w:kern w:val="2"/>
+          <w:sz w:val="24"/>
+          <w:szCs w:val="24"/>
+          <w:lang w:val="en-US"/>
+          <w14:ligatures w14:val="standardContextual"/>
+        </w:rPr>
+        <w:t>Explain the requirement engineering process.</w:t>
       </w:r>
     </w:p>
     <w:p>
@@ -379,7 +518,7 @@
           <w:lang w:val="en-US"/>
           <w14:ligatures w14:val="standardContextual"/>
         </w:rPr>
-        <w:t>Differentiate between structural and behavioral models. What is the importance of behavioral model.</w:t>
+        <w:t>Write short notes on:</w:t>
       </w:r>
     </w:p>
     <w:p>
@@ -387,50 +526,28 @@
         <w:pStyle w:val="ListParagraph"/>
         <w:numPr>
           <w:ilvl w:val="0"/>
-          <w:numId w:val="7"/>
-        </w:numPr>
-        <w:spacing w:before="240" w:line="480" w:lineRule="auto"/>
-        <w:rPr>
-          <w:rFonts w:ascii="Aptos" w:eastAsia="Aptos" w:hAnsi="Aptos" w:cs="Times New Roman"/>
-          <w:kern w:val="2"/>
-          <w:sz w:val="24"/>
-          <w:szCs w:val="24"/>
-          <w:lang w:val="en-US"/>
-          <w14:ligatures w14:val="standardContextual"/>
-        </w:rPr>
-      </w:pPr>
-      <w:r>
-        <w:rPr>
-          <w:rFonts w:ascii="Aptos" w:eastAsia="Aptos" w:hAnsi="Aptos" w:cs="Times New Roman"/>
-          <w:kern w:val="2"/>
-          <w:sz w:val="24"/>
-          <w:szCs w:val="24"/>
-          <w:lang w:val="en-US"/>
-          <w14:ligatures w14:val="standardContextual"/>
-        </w:rPr>
-        <w:t xml:space="preserve">Briefly </w:t>
-      </w:r>
-      <w:r>
-        <w:rPr>
-          <w:rFonts w:ascii="Aptos" w:eastAsia="Aptos" w:hAnsi="Aptos" w:cs="Times New Roman"/>
-          <w:kern w:val="2"/>
-          <w:sz w:val="24"/>
-          <w:szCs w:val="24"/>
-          <w:lang w:val="en-US"/>
-          <w14:ligatures w14:val="standardContextual"/>
-        </w:rPr>
-        <w:t>explain</w:t>
-      </w:r>
-      <w:r>
-        <w:rPr>
-          <w:rFonts w:ascii="Aptos" w:eastAsia="Aptos" w:hAnsi="Aptos" w:cs="Times New Roman"/>
-          <w:kern w:val="2"/>
-          <w:sz w:val="24"/>
-          <w:szCs w:val="24"/>
-          <w:lang w:val="en-US"/>
-          <w14:ligatures w14:val="standardContextual"/>
-        </w:rPr>
-        <w:t xml:space="preserve"> the requirements of engineering process.</w:t>
+          <w:numId w:val="25"/>
+        </w:numPr>
+        <w:spacing w:before="240" w:line="480" w:lineRule="auto"/>
+        <w:rPr>
+          <w:rFonts w:ascii="Aptos" w:eastAsia="Aptos" w:hAnsi="Aptos" w:cs="Times New Roman"/>
+          <w:kern w:val="2"/>
+          <w:sz w:val="24"/>
+          <w:szCs w:val="24"/>
+          <w:lang w:val="en-US"/>
+          <w14:ligatures w14:val="standardContextual"/>
+        </w:rPr>
+      </w:pPr>
+      <w:r>
+        <w:rPr>
+          <w:rFonts w:ascii="Aptos" w:eastAsia="Aptos" w:hAnsi="Aptos" w:cs="Times New Roman"/>
+          <w:kern w:val="2"/>
+          <w:sz w:val="24"/>
+          <w:szCs w:val="24"/>
+          <w:lang w:val="en-US"/>
+          <w14:ligatures w14:val="standardContextual"/>
+        </w:rPr>
+        <w:t>Project scheduling</w:t>
       </w:r>
     </w:p>
     <w:p>
@@ -438,7 +555,7 @@
         <w:pStyle w:val="ListParagraph"/>
         <w:numPr>
           <w:ilvl w:val="0"/>
-          <w:numId w:val="7"/>
+          <w:numId w:val="25"/>
         </w:numPr>
         <w:spacing w:before="240" w:line="480" w:lineRule="auto"/>
         <w:rPr>
@@ -460,122 +577,11 @@
           <w14:ligatures w14:val="standardContextual"/>
         </w:rPr>
         <w:lastRenderedPageBreak/>
-        <w:t>What are the principles of agile development? Explain agile development techniques.</w:t>
-      </w:r>
-    </w:p>
-    <w:p>
-      <w:pPr>
-        <w:pStyle w:val="ListParagraph"/>
-        <w:numPr>
-          <w:ilvl w:val="0"/>
-          <w:numId w:val="7"/>
-        </w:numPr>
-        <w:spacing w:before="240" w:line="480" w:lineRule="auto"/>
-        <w:rPr>
-          <w:rFonts w:ascii="Aptos" w:eastAsia="Aptos" w:hAnsi="Aptos" w:cs="Times New Roman"/>
-          <w:kern w:val="2"/>
-          <w:sz w:val="24"/>
-          <w:szCs w:val="24"/>
-          <w:lang w:val="en-US"/>
-          <w14:ligatures w14:val="standardContextual"/>
-        </w:rPr>
-      </w:pPr>
-      <w:r>
-        <w:rPr>
-          <w:rFonts w:ascii="Aptos" w:eastAsia="Aptos" w:hAnsi="Aptos" w:cs="Times New Roman"/>
-          <w:kern w:val="2"/>
-          <w:sz w:val="24"/>
-          <w:szCs w:val="24"/>
-          <w:lang w:val="en-US"/>
-          <w14:ligatures w14:val="standardContextual"/>
-        </w:rPr>
-        <w:t>Write short notes on:</w:t>
-      </w:r>
-    </w:p>
-    <w:p>
-      <w:pPr>
-        <w:pStyle w:val="ListParagraph"/>
-        <w:numPr>
-          <w:ilvl w:val="0"/>
-          <w:numId w:val="25"/>
-        </w:numPr>
-        <w:spacing w:before="240" w:line="480" w:lineRule="auto"/>
-        <w:rPr>
-          <w:rFonts w:ascii="Aptos" w:eastAsia="Aptos" w:hAnsi="Aptos" w:cs="Times New Roman"/>
-          <w:kern w:val="2"/>
-          <w:sz w:val="24"/>
-          <w:szCs w:val="24"/>
-          <w:lang w:val="en-US"/>
-          <w14:ligatures w14:val="standardContextual"/>
-        </w:rPr>
-      </w:pPr>
-      <w:r>
-        <w:rPr>
-          <w:rFonts w:ascii="Aptos" w:eastAsia="Aptos" w:hAnsi="Aptos" w:cs="Times New Roman"/>
-          <w:kern w:val="2"/>
-          <w:sz w:val="24"/>
-          <w:szCs w:val="24"/>
-          <w:lang w:val="en-US"/>
-          <w14:ligatures w14:val="standardContextual"/>
-        </w:rPr>
-        <w:t>System engineering</w:t>
-      </w:r>
-    </w:p>
-    <w:p>
-      <w:pPr>
-        <w:pStyle w:val="ListParagraph"/>
-        <w:numPr>
-          <w:ilvl w:val="0"/>
-          <w:numId w:val="25"/>
-        </w:numPr>
-        <w:spacing w:before="240" w:line="480" w:lineRule="auto"/>
-        <w:rPr>
-          <w:rFonts w:ascii="Aptos" w:eastAsia="Aptos" w:hAnsi="Aptos" w:cs="Times New Roman"/>
-          <w:kern w:val="2"/>
-          <w:sz w:val="24"/>
-          <w:szCs w:val="24"/>
-          <w:lang w:val="en-US"/>
-          <w14:ligatures w14:val="standardContextual"/>
-        </w:rPr>
-      </w:pPr>
-      <w:r>
-        <w:rPr>
-          <w:rFonts w:ascii="Aptos" w:eastAsia="Aptos" w:hAnsi="Aptos" w:cs="Times New Roman"/>
-          <w:kern w:val="2"/>
-          <w:sz w:val="24"/>
-          <w:szCs w:val="24"/>
-          <w:lang w:val="en-US"/>
-          <w14:ligatures w14:val="standardContextual"/>
-        </w:rPr>
-        <w:t>Release testing</w:t>
-      </w:r>
-    </w:p>
-    <w:p>
-      <w:pPr>
-        <w:rPr>
-          <w:rFonts w:ascii="Aptos" w:eastAsia="Aptos" w:hAnsi="Aptos" w:cs="Times New Roman"/>
-          <w:kern w:val="2"/>
-          <w:sz w:val="24"/>
-          <w:szCs w:val="24"/>
-          <w:lang w:val="en-US"/>
-          <w14:ligatures w14:val="standardContextual"/>
-        </w:rPr>
-      </w:pPr>
-      <w:r>
-        <w:rPr>
-          <w:rFonts w:ascii="Aptos" w:eastAsia="Aptos" w:hAnsi="Aptos" w:cs="Times New Roman"/>
-          <w:kern w:val="2"/>
-          <w:sz w:val="24"/>
-          <w:szCs w:val="24"/>
-          <w:lang w:val="en-US"/>
-          <w14:ligatures w14:val="standardContextual"/>
-        </w:rPr>
-        <w:br w:type="page"/>
-      </w:r>
-    </w:p>
-    <w:p>
-      <w:pPr>
-        <w:spacing w:before="240" w:line="480" w:lineRule="auto"/>
+        <w:t>Internet software testing</w:t>
+      </w:r>
+    </w:p>
+    <w:p>
+      <w:pPr>
         <w:rPr>
           <w:rFonts w:ascii="Aptos" w:eastAsia="Aptos" w:hAnsi="Aptos" w:cs="Times New Roman"/>
           <w:b/>
@@ -598,6 +604,1412 @@
           <w:lang w:val="en-US"/>
           <w14:ligatures w14:val="standardContextual"/>
         </w:rPr>
+        <w:br w:type="page"/>
+      </w:r>
+    </w:p>
+    <w:p>
+      <w:pPr>
+        <w:spacing w:before="240" w:line="480" w:lineRule="auto"/>
+        <w:rPr>
+          <w:rFonts w:ascii="Aptos" w:eastAsia="Aptos" w:hAnsi="Aptos" w:cs="Times New Roman"/>
+          <w:b/>
+          <w:bCs/>
+          <w:kern w:val="2"/>
+          <w:sz w:val="36"/>
+          <w:szCs w:val="36"/>
+          <w:lang w:val="en-US"/>
+          <w14:ligatures w14:val="standardContextual"/>
+        </w:rPr>
+      </w:pPr>
+      <w:r>
+        <w:rPr>
+          <w:rFonts w:ascii="Aptos" w:eastAsia="Aptos" w:hAnsi="Aptos" w:cs="Times New Roman"/>
+          <w:b/>
+          <w:bCs/>
+          <w:kern w:val="2"/>
+          <w:sz w:val="36"/>
+          <w:szCs w:val="36"/>
+          <w:lang w:val="en-US"/>
+          <w14:ligatures w14:val="standardContextual"/>
+        </w:rPr>
+        <w:lastRenderedPageBreak/>
+        <w:t>2082</w:t>
+      </w:r>
+      <w:r>
+        <w:rPr>
+          <w:rFonts w:ascii="Aptos" w:eastAsia="Aptos" w:hAnsi="Aptos" w:cs="Times New Roman"/>
+          <w:b/>
+          <w:bCs/>
+          <w:kern w:val="2"/>
+          <w:sz w:val="36"/>
+          <w:szCs w:val="36"/>
+          <w:lang w:val="en-US"/>
+          <w14:ligatures w14:val="standardContextual"/>
+        </w:rPr>
+        <w:t>:</w:t>
+      </w:r>
+    </w:p>
+    <w:p>
+      <w:pPr>
+        <w:spacing w:before="240" w:line="480" w:lineRule="auto"/>
+        <w:rPr>
+          <w:rFonts w:ascii="Aptos" w:eastAsia="Aptos" w:hAnsi="Aptos" w:cs="Times New Roman"/>
+          <w:b/>
+          <w:bCs/>
+          <w:kern w:val="2"/>
+          <w:sz w:val="24"/>
+          <w:szCs w:val="24"/>
+          <w:lang w:val="en-US"/>
+          <w14:ligatures w14:val="standardContextual"/>
+        </w:rPr>
+      </w:pPr>
+      <w:r>
+        <w:rPr>
+          <w:rFonts w:ascii="Aptos" w:eastAsia="Aptos" w:hAnsi="Aptos" w:cs="Times New Roman"/>
+          <w:b/>
+          <w:bCs/>
+          <w:kern w:val="2"/>
+          <w:sz w:val="24"/>
+          <w:szCs w:val="24"/>
+          <w:lang w:val="en-US"/>
+          <w14:ligatures w14:val="standardContextual"/>
+        </w:rPr>
+        <w:t>Long Answer Questions: [10 marks each]</w:t>
+      </w:r>
+    </w:p>
+    <w:p>
+      <w:pPr>
+        <w:numPr>
+          <w:ilvl w:val="0"/>
+          <w:numId w:val="32"/>
+        </w:numPr>
+        <w:spacing w:before="240" w:line="480" w:lineRule="auto"/>
+        <w:contextualSpacing/>
+        <w:rPr>
+          <w:rFonts w:ascii="Aptos" w:eastAsia="Aptos" w:hAnsi="Aptos" w:cs="Times New Roman"/>
+          <w:kern w:val="2"/>
+          <w:sz w:val="24"/>
+          <w:szCs w:val="24"/>
+          <w:lang w:val="en-US"/>
+          <w14:ligatures w14:val="standardContextual"/>
+        </w:rPr>
+      </w:pPr>
+      <w:r>
+        <w:rPr>
+          <w:rFonts w:ascii="Aptos" w:eastAsia="Aptos" w:hAnsi="Aptos" w:cs="Times New Roman"/>
+          <w:kern w:val="2"/>
+          <w:sz w:val="24"/>
+          <w:szCs w:val="24"/>
+          <w:lang w:val="en-US"/>
+          <w14:ligatures w14:val="standardContextual"/>
+        </w:rPr>
+        <w:t>What is software testing? Explain the software testing process in detail. Differentiate between development testing and release testing. How does Test-Driven Development (TDD) improve software quality? Explain with an example.</w:t>
+      </w:r>
+    </w:p>
+    <w:p>
+      <w:pPr>
+        <w:numPr>
+          <w:ilvl w:val="0"/>
+          <w:numId w:val="32"/>
+        </w:numPr>
+        <w:spacing w:before="240" w:line="480" w:lineRule="auto"/>
+        <w:contextualSpacing/>
+        <w:rPr>
+          <w:rFonts w:ascii="Aptos" w:eastAsia="Aptos" w:hAnsi="Aptos" w:cs="Times New Roman"/>
+          <w:kern w:val="2"/>
+          <w:sz w:val="24"/>
+          <w:szCs w:val="24"/>
+          <w:lang w:val="en-US"/>
+          <w14:ligatures w14:val="standardContextual"/>
+        </w:rPr>
+      </w:pPr>
+      <w:r>
+        <w:rPr>
+          <w:rFonts w:ascii="Aptos" w:eastAsia="Aptos" w:hAnsi="Aptos" w:cs="Times New Roman"/>
+          <w:kern w:val="2"/>
+          <w:sz w:val="24"/>
+          <w:szCs w:val="24"/>
+          <w:lang w:val="en-US"/>
+          <w14:ligatures w14:val="standardContextual"/>
+        </w:rPr>
+        <w:t>Explain architectural design decisions that must be made during the architectural design process. Describe the following architectural patterns with suitable diagrams:</w:t>
+      </w:r>
+    </w:p>
+    <w:p>
+      <w:pPr>
+        <w:pStyle w:val="ListParagraph"/>
+        <w:numPr>
+          <w:ilvl w:val="0"/>
+          <w:numId w:val="30"/>
+        </w:numPr>
+        <w:spacing w:before="240" w:line="480" w:lineRule="auto"/>
+        <w:rPr>
+          <w:rFonts w:ascii="Aptos" w:eastAsia="Aptos" w:hAnsi="Aptos" w:cs="Times New Roman"/>
+          <w:kern w:val="2"/>
+          <w:sz w:val="24"/>
+          <w:szCs w:val="24"/>
+          <w:lang w:val="en-US"/>
+          <w14:ligatures w14:val="standardContextual"/>
+        </w:rPr>
+      </w:pPr>
+      <w:r>
+        <w:rPr>
+          <w:rFonts w:ascii="Aptos" w:eastAsia="Aptos" w:hAnsi="Aptos" w:cs="Times New Roman"/>
+          <w:kern w:val="2"/>
+          <w:sz w:val="24"/>
+          <w:szCs w:val="24"/>
+          <w:lang w:val="en-US"/>
+          <w14:ligatures w14:val="standardContextual"/>
+        </w:rPr>
+        <w:t>Model-View-Controller (MVC) architecture</w:t>
+      </w:r>
+    </w:p>
+    <w:p>
+      <w:pPr>
+        <w:pStyle w:val="ListParagraph"/>
+        <w:numPr>
+          <w:ilvl w:val="0"/>
+          <w:numId w:val="30"/>
+        </w:numPr>
+        <w:spacing w:before="240" w:line="480" w:lineRule="auto"/>
+        <w:rPr>
+          <w:rFonts w:ascii="Aptos" w:eastAsia="Aptos" w:hAnsi="Aptos" w:cs="Times New Roman"/>
+          <w:kern w:val="2"/>
+          <w:sz w:val="24"/>
+          <w:szCs w:val="24"/>
+          <w:lang w:val="en-US"/>
+          <w14:ligatures w14:val="standardContextual"/>
+        </w:rPr>
+      </w:pPr>
+      <w:r>
+        <w:rPr>
+          <w:rFonts w:ascii="Aptos" w:eastAsia="Aptos" w:hAnsi="Aptos" w:cs="Times New Roman"/>
+          <w:kern w:val="2"/>
+          <w:sz w:val="24"/>
+          <w:szCs w:val="24"/>
+          <w:lang w:val="en-US"/>
+          <w14:ligatures w14:val="standardContextual"/>
+        </w:rPr>
+        <w:t>Client-Server architecture</w:t>
+      </w:r>
+    </w:p>
+    <w:p>
+      <w:pPr>
+        <w:pStyle w:val="ListParagraph"/>
+        <w:numPr>
+          <w:ilvl w:val="0"/>
+          <w:numId w:val="30"/>
+        </w:numPr>
+        <w:spacing w:before="240" w:line="480" w:lineRule="auto"/>
+        <w:rPr>
+          <w:rFonts w:ascii="Aptos" w:eastAsia="Aptos" w:hAnsi="Aptos" w:cs="Times New Roman"/>
+          <w:kern w:val="2"/>
+          <w:sz w:val="24"/>
+          <w:szCs w:val="24"/>
+          <w:lang w:val="en-US"/>
+          <w14:ligatures w14:val="standardContextual"/>
+        </w:rPr>
+      </w:pPr>
+      <w:r>
+        <w:rPr>
+          <w:rFonts w:ascii="Aptos" w:eastAsia="Aptos" w:hAnsi="Aptos" w:cs="Times New Roman"/>
+          <w:kern w:val="2"/>
+          <w:sz w:val="24"/>
+          <w:szCs w:val="24"/>
+          <w:lang w:val="en-US"/>
+          <w14:ligatures w14:val="standardContextual"/>
+        </w:rPr>
+        <w:t>Pipe and Filter architecture</w:t>
+      </w:r>
+    </w:p>
+    <w:p>
+      <w:pPr>
+        <w:numPr>
+          <w:ilvl w:val="0"/>
+          <w:numId w:val="32"/>
+        </w:numPr>
+        <w:spacing w:before="240" w:line="480" w:lineRule="auto"/>
+        <w:contextualSpacing/>
+        <w:rPr>
+          <w:rFonts w:ascii="Aptos" w:eastAsia="Aptos" w:hAnsi="Aptos" w:cs="Times New Roman"/>
+          <w:kern w:val="2"/>
+          <w:sz w:val="24"/>
+          <w:szCs w:val="24"/>
+          <w:lang w:val="en-US"/>
+          <w14:ligatures w14:val="standardContextual"/>
+        </w:rPr>
+      </w:pPr>
+      <w:r>
+        <w:rPr>
+          <w:rFonts w:ascii="Aptos" w:eastAsia="Aptos" w:hAnsi="Aptos" w:cs="Times New Roman"/>
+          <w:kern w:val="2"/>
+          <w:sz w:val="24"/>
+          <w:szCs w:val="24"/>
+          <w:lang w:val="en-US"/>
+          <w14:ligatures w14:val="standardContextual"/>
+        </w:rPr>
+        <w:t>What is project management? Explain different project management activities in detail. Discuss risk management process with suitable example showing how risks are identified, analyzed, and mitigated in a software project.</w:t>
+      </w:r>
+    </w:p>
+    <w:p>
+      <w:pPr>
+        <w:spacing w:before="240" w:line="480" w:lineRule="auto"/>
+        <w:rPr>
+          <w:rFonts w:ascii="Aptos" w:eastAsia="Aptos" w:hAnsi="Aptos" w:cs="Times New Roman"/>
+          <w:b/>
+          <w:bCs/>
+          <w:kern w:val="2"/>
+          <w:sz w:val="24"/>
+          <w:szCs w:val="24"/>
+          <w:lang w:val="en-US"/>
+          <w14:ligatures w14:val="standardContextual"/>
+        </w:rPr>
+      </w:pPr>
+      <w:r>
+        <w:rPr>
+          <w:rFonts w:ascii="Aptos" w:eastAsia="Aptos" w:hAnsi="Aptos" w:cs="Times New Roman"/>
+          <w:b/>
+          <w:bCs/>
+          <w:kern w:val="2"/>
+          <w:sz w:val="24"/>
+          <w:szCs w:val="24"/>
+          <w:lang w:val="en-US"/>
+          <w14:ligatures w14:val="standardContextual"/>
+        </w:rPr>
+        <w:t>Short Answer Questions: [5 marks each]</w:t>
+      </w:r>
+    </w:p>
+    <w:p>
+      <w:pPr>
+        <w:numPr>
+          <w:ilvl w:val="0"/>
+          <w:numId w:val="32"/>
+        </w:numPr>
+        <w:spacing w:before="240" w:line="480" w:lineRule="auto"/>
+        <w:contextualSpacing/>
+        <w:rPr>
+          <w:rFonts w:ascii="Aptos" w:eastAsia="Aptos" w:hAnsi="Aptos" w:cs="Times New Roman"/>
+          <w:kern w:val="2"/>
+          <w:sz w:val="24"/>
+          <w:szCs w:val="24"/>
+          <w:lang w:val="en-US"/>
+          <w14:ligatures w14:val="standardContextual"/>
+        </w:rPr>
+      </w:pPr>
+      <w:r>
+        <w:rPr>
+          <w:rFonts w:ascii="Aptos" w:eastAsia="Aptos" w:hAnsi="Aptos" w:cs="Times New Roman"/>
+          <w:kern w:val="2"/>
+          <w:sz w:val="24"/>
+          <w:szCs w:val="24"/>
+          <w:lang w:val="en-US"/>
+          <w14:ligatures w14:val="standardContextual"/>
+        </w:rPr>
+        <w:t>What is requirements elicitation? Explain different requirements elicitation techniques used in requirements engineering process.</w:t>
+      </w:r>
+    </w:p>
+    <w:p>
+      <w:pPr>
+        <w:numPr>
+          <w:ilvl w:val="0"/>
+          <w:numId w:val="32"/>
+        </w:numPr>
+        <w:spacing w:before="240" w:line="480" w:lineRule="auto"/>
+        <w:contextualSpacing/>
+        <w:rPr>
+          <w:rFonts w:ascii="Aptos" w:eastAsia="Aptos" w:hAnsi="Aptos" w:cs="Times New Roman"/>
+          <w:kern w:val="2"/>
+          <w:sz w:val="24"/>
+          <w:szCs w:val="24"/>
+          <w:lang w:val="en-US"/>
+          <w14:ligatures w14:val="standardContextual"/>
+        </w:rPr>
+      </w:pPr>
+      <w:r>
+        <w:rPr>
+          <w:rFonts w:ascii="Aptos" w:eastAsia="Aptos" w:hAnsi="Aptos" w:cs="Times New Roman"/>
+          <w:kern w:val="2"/>
+          <w:sz w:val="24"/>
+          <w:szCs w:val="24"/>
+          <w:lang w:val="en-US"/>
+          <w14:ligatures w14:val="standardContextual"/>
+        </w:rPr>
+        <w:t>A software project is estimated to be 320 KLOC. Using the COCOMO model, calculate the effort (person-months) and development time (months) for:</w:t>
+      </w:r>
+    </w:p>
+    <w:p>
+      <w:pPr>
+        <w:pStyle w:val="ListParagraph"/>
+        <w:numPr>
+          <w:ilvl w:val="0"/>
+          <w:numId w:val="31"/>
+        </w:numPr>
+        <w:spacing w:before="240" w:line="480" w:lineRule="auto"/>
+        <w:rPr>
+          <w:rFonts w:ascii="Aptos" w:eastAsia="Aptos" w:hAnsi="Aptos" w:cs="Times New Roman"/>
+          <w:kern w:val="2"/>
+          <w:sz w:val="24"/>
+          <w:szCs w:val="24"/>
+          <w:lang w:val="en-US"/>
+          <w14:ligatures w14:val="standardContextual"/>
+        </w:rPr>
+      </w:pPr>
+      <w:r>
+        <w:rPr>
+          <w:rFonts w:ascii="Aptos" w:eastAsia="Aptos" w:hAnsi="Aptos" w:cs="Times New Roman"/>
+          <w:kern w:val="2"/>
+          <w:sz w:val="24"/>
+          <w:szCs w:val="24"/>
+          <w:lang w:val="en-US"/>
+          <w14:ligatures w14:val="standardContextual"/>
+        </w:rPr>
+        <w:t>Organic mode</w:t>
+      </w:r>
+    </w:p>
+    <w:p>
+      <w:pPr>
+        <w:pStyle w:val="ListParagraph"/>
+        <w:numPr>
+          <w:ilvl w:val="0"/>
+          <w:numId w:val="31"/>
+        </w:numPr>
+        <w:spacing w:before="240" w:line="480" w:lineRule="auto"/>
+        <w:rPr>
+          <w:rFonts w:ascii="Aptos" w:eastAsia="Aptos" w:hAnsi="Aptos" w:cs="Times New Roman"/>
+          <w:kern w:val="2"/>
+          <w:sz w:val="24"/>
+          <w:szCs w:val="24"/>
+          <w:lang w:val="en-US"/>
+          <w14:ligatures w14:val="standardContextual"/>
+        </w:rPr>
+      </w:pPr>
+      <w:r>
+        <w:rPr>
+          <w:rFonts w:ascii="Aptos" w:eastAsia="Aptos" w:hAnsi="Aptos" w:cs="Times New Roman"/>
+          <w:kern w:val="2"/>
+          <w:sz w:val="24"/>
+          <w:szCs w:val="24"/>
+          <w:lang w:val="en-US"/>
+          <w14:ligatures w14:val="standardContextual"/>
+        </w:rPr>
+        <w:lastRenderedPageBreak/>
+        <w:t>Embedded mode</w:t>
+      </w:r>
+    </w:p>
+    <w:p>
+      <w:pPr>
+        <w:numPr>
+          <w:ilvl w:val="0"/>
+          <w:numId w:val="32"/>
+        </w:numPr>
+        <w:spacing w:before="240" w:line="480" w:lineRule="auto"/>
+        <w:contextualSpacing/>
+        <w:rPr>
+          <w:rFonts w:ascii="Aptos" w:eastAsia="Aptos" w:hAnsi="Aptos" w:cs="Times New Roman"/>
+          <w:kern w:val="2"/>
+          <w:sz w:val="24"/>
+          <w:szCs w:val="24"/>
+          <w:lang w:val="en-US"/>
+          <w14:ligatures w14:val="standardContextual"/>
+        </w:rPr>
+      </w:pPr>
+      <w:r>
+        <w:rPr>
+          <w:rFonts w:ascii="Aptos" w:eastAsia="Aptos" w:hAnsi="Aptos" w:cs="Times New Roman"/>
+          <w:kern w:val="2"/>
+          <w:sz w:val="24"/>
+          <w:szCs w:val="24"/>
+          <w:lang w:val="en-US"/>
+          <w14:ligatures w14:val="standardContextual"/>
+        </w:rPr>
+        <w:t>Use the following formulas:</w:t>
+      </w:r>
+    </w:p>
+    <w:p>
+      <w:pPr>
+        <w:spacing w:before="240" w:line="480" w:lineRule="auto"/>
+        <w:ind w:left="360" w:firstLine="360"/>
+        <w:contextualSpacing/>
+        <w:rPr>
+          <w:rFonts w:ascii="Aptos" w:eastAsia="Aptos" w:hAnsi="Aptos" w:cs="Times New Roman"/>
+          <w:kern w:val="2"/>
+          <w:sz w:val="24"/>
+          <w:szCs w:val="24"/>
+          <w:lang w:val="en-US"/>
+          <w14:ligatures w14:val="standardContextual"/>
+        </w:rPr>
+      </w:pPr>
+      <w:r>
+        <w:rPr>
+          <w:rFonts w:ascii="Aptos" w:eastAsia="Aptos" w:hAnsi="Aptos" w:cs="Times New Roman"/>
+          <w:kern w:val="2"/>
+          <w:sz w:val="24"/>
+          <w:szCs w:val="24"/>
+          <w:lang w:val="en-US"/>
+          <w14:ligatures w14:val="standardContextual"/>
+        </w:rPr>
+        <w:t>Organic: Effort = 2.4(KLOC)^1.05, Time = 2.5(Effort)^0.38</w:t>
+      </w:r>
+    </w:p>
+    <w:p>
+      <w:pPr>
+        <w:spacing w:before="240" w:line="480" w:lineRule="auto"/>
+        <w:ind w:left="360" w:firstLine="360"/>
+        <w:contextualSpacing/>
+        <w:rPr>
+          <w:rFonts w:ascii="Aptos" w:eastAsia="Aptos" w:hAnsi="Aptos" w:cs="Times New Roman"/>
+          <w:kern w:val="2"/>
+          <w:sz w:val="24"/>
+          <w:szCs w:val="24"/>
+          <w:lang w:val="en-US"/>
+          <w14:ligatures w14:val="standardContextual"/>
+        </w:rPr>
+      </w:pPr>
+      <w:r>
+        <w:rPr>
+          <w:rFonts w:ascii="Aptos" w:eastAsia="Aptos" w:hAnsi="Aptos" w:cs="Times New Roman"/>
+          <w:kern w:val="2"/>
+          <w:sz w:val="24"/>
+          <w:szCs w:val="24"/>
+          <w:lang w:val="en-US"/>
+          <w14:ligatures w14:val="standardContextual"/>
+        </w:rPr>
+        <w:t>Embedded: Effort = 3.6(KLOC)^1.20, Time = 2.5(Effort)^0.32</w:t>
+      </w:r>
+    </w:p>
+    <w:p>
+      <w:pPr>
+        <w:numPr>
+          <w:ilvl w:val="0"/>
+          <w:numId w:val="32"/>
+        </w:numPr>
+        <w:spacing w:before="240" w:line="480" w:lineRule="auto"/>
+        <w:contextualSpacing/>
+        <w:rPr>
+          <w:rFonts w:ascii="Aptos" w:eastAsia="Aptos" w:hAnsi="Aptos" w:cs="Times New Roman"/>
+          <w:kern w:val="2"/>
+          <w:sz w:val="24"/>
+          <w:szCs w:val="24"/>
+          <w:lang w:val="en-US"/>
+          <w14:ligatures w14:val="standardContextual"/>
+        </w:rPr>
+      </w:pPr>
+      <w:r>
+        <w:rPr>
+          <w:rFonts w:ascii="Aptos" w:eastAsia="Aptos" w:hAnsi="Aptos" w:cs="Times New Roman"/>
+          <w:kern w:val="2"/>
+          <w:sz w:val="24"/>
+          <w:szCs w:val="24"/>
+          <w:lang w:val="en-US"/>
+          <w14:ligatures w14:val="standardContextual"/>
+        </w:rPr>
+        <w:t>Differentiate between incremental development and integration and configuration model. Which model is suitable for large-scale enterprise systems and why?</w:t>
+      </w:r>
+    </w:p>
+    <w:p>
+      <w:pPr>
+        <w:numPr>
+          <w:ilvl w:val="0"/>
+          <w:numId w:val="32"/>
+        </w:numPr>
+        <w:spacing w:before="240" w:line="480" w:lineRule="auto"/>
+        <w:contextualSpacing/>
+        <w:rPr>
+          <w:rFonts w:ascii="Aptos" w:eastAsia="Aptos" w:hAnsi="Aptos" w:cs="Times New Roman"/>
+          <w:kern w:val="2"/>
+          <w:sz w:val="24"/>
+          <w:szCs w:val="24"/>
+          <w:lang w:val="en-US"/>
+          <w14:ligatures w14:val="standardContextual"/>
+        </w:rPr>
+      </w:pPr>
+      <w:r>
+        <w:rPr>
+          <w:rFonts w:ascii="Aptos" w:eastAsia="Aptos" w:hAnsi="Aptos" w:cs="Times New Roman"/>
+          <w:kern w:val="2"/>
+          <w:sz w:val="24"/>
+          <w:szCs w:val="24"/>
+          <w:lang w:val="en-US"/>
+          <w14:ligatures w14:val="standardContextual"/>
+        </w:rPr>
+        <w:t>Draw a context model and use case diagram for an Online Food Delivery System. Make necessary assumptions.</w:t>
+      </w:r>
+    </w:p>
+    <w:p>
+      <w:pPr>
+        <w:numPr>
+          <w:ilvl w:val="0"/>
+          <w:numId w:val="32"/>
+        </w:numPr>
+        <w:spacing w:before="240" w:line="480" w:lineRule="auto"/>
+        <w:contextualSpacing/>
+        <w:rPr>
+          <w:rFonts w:ascii="Aptos" w:eastAsia="Aptos" w:hAnsi="Aptos" w:cs="Times New Roman"/>
+          <w:kern w:val="2"/>
+          <w:sz w:val="24"/>
+          <w:szCs w:val="24"/>
+          <w:lang w:val="en-US"/>
+          <w14:ligatures w14:val="standardContextual"/>
+        </w:rPr>
+      </w:pPr>
+      <w:r>
+        <w:rPr>
+          <w:rFonts w:ascii="Aptos" w:eastAsia="Aptos" w:hAnsi="Aptos" w:cs="Times New Roman"/>
+          <w:kern w:val="2"/>
+          <w:sz w:val="24"/>
+          <w:szCs w:val="24"/>
+          <w:lang w:val="en-US"/>
+          <w14:ligatures w14:val="standardContextual"/>
+        </w:rPr>
+        <w:t>What is software quality management? Explain the relationship between quality management, quality assurance, and quality control with examples.</w:t>
+      </w:r>
+    </w:p>
+    <w:p>
+      <w:pPr>
+        <w:numPr>
+          <w:ilvl w:val="0"/>
+          <w:numId w:val="32"/>
+        </w:numPr>
+        <w:spacing w:before="240" w:line="480" w:lineRule="auto"/>
+        <w:contextualSpacing/>
+        <w:rPr>
+          <w:rFonts w:ascii="Aptos" w:eastAsia="Aptos" w:hAnsi="Aptos" w:cs="Times New Roman"/>
+          <w:kern w:val="2"/>
+          <w:sz w:val="24"/>
+          <w:szCs w:val="24"/>
+          <w:lang w:val="en-US"/>
+          <w14:ligatures w14:val="standardContextual"/>
+        </w:rPr>
+      </w:pPr>
+      <w:r>
+        <w:rPr>
+          <w:rFonts w:ascii="Aptos" w:eastAsia="Aptos" w:hAnsi="Aptos" w:cs="Times New Roman"/>
+          <w:kern w:val="2"/>
+          <w:sz w:val="24"/>
+          <w:szCs w:val="24"/>
+          <w:lang w:val="en-US"/>
+          <w14:ligatures w14:val="standardContextual"/>
+        </w:rPr>
+        <w:t xml:space="preserve">Explain the concept of Model-Driven Architecture (MDA). How does it help </w:t>
+      </w:r>
+      <w:proofErr w:type="gramStart"/>
+      <w:r>
+        <w:rPr>
+          <w:rFonts w:ascii="Aptos" w:eastAsia="Aptos" w:hAnsi="Aptos" w:cs="Times New Roman"/>
+          <w:kern w:val="2"/>
+          <w:sz w:val="24"/>
+          <w:szCs w:val="24"/>
+          <w:lang w:val="en-US"/>
+          <w14:ligatures w14:val="standardContextual"/>
+        </w:rPr>
+        <w:t>in</w:t>
+      </w:r>
+      <w:proofErr w:type="gramEnd"/>
+      <w:r>
+        <w:rPr>
+          <w:rFonts w:ascii="Aptos" w:eastAsia="Aptos" w:hAnsi="Aptos" w:cs="Times New Roman"/>
+          <w:kern w:val="2"/>
+          <w:sz w:val="24"/>
+          <w:szCs w:val="24"/>
+          <w:lang w:val="en-US"/>
+          <w14:ligatures w14:val="standardContextual"/>
+        </w:rPr>
+        <w:t xml:space="preserve"> system modeling? What are its advantages and disadvantages?</w:t>
+      </w:r>
+    </w:p>
+    <w:p>
+      <w:pPr>
+        <w:numPr>
+          <w:ilvl w:val="0"/>
+          <w:numId w:val="32"/>
+        </w:numPr>
+        <w:spacing w:before="240" w:line="480" w:lineRule="auto"/>
+        <w:contextualSpacing/>
+        <w:rPr>
+          <w:rFonts w:ascii="Aptos" w:eastAsia="Aptos" w:hAnsi="Aptos" w:cs="Times New Roman"/>
+          <w:kern w:val="2"/>
+          <w:sz w:val="24"/>
+          <w:szCs w:val="24"/>
+          <w:lang w:val="en-US"/>
+          <w14:ligatures w14:val="standardContextual"/>
+        </w:rPr>
+      </w:pPr>
+      <w:r>
+        <w:rPr>
+          <w:rFonts w:ascii="Aptos" w:eastAsia="Aptos" w:hAnsi="Aptos" w:cs="Times New Roman"/>
+          <w:kern w:val="2"/>
+          <w:sz w:val="24"/>
+          <w:szCs w:val="24"/>
+          <w:lang w:val="en-US"/>
+          <w14:ligatures w14:val="standardContextual"/>
+        </w:rPr>
+        <w:t>What do you understand by implementation issues in software development? Discuss reuse, configuration management, and host-target development as implementation issues.</w:t>
+      </w:r>
+    </w:p>
+    <w:p>
+      <w:pPr>
+        <w:numPr>
+          <w:ilvl w:val="0"/>
+          <w:numId w:val="32"/>
+        </w:numPr>
+        <w:spacing w:before="240" w:line="480" w:lineRule="auto"/>
+        <w:contextualSpacing/>
+        <w:rPr>
+          <w:rFonts w:ascii="Aptos" w:eastAsia="Aptos" w:hAnsi="Aptos" w:cs="Times New Roman"/>
+          <w:kern w:val="2"/>
+          <w:sz w:val="24"/>
+          <w:szCs w:val="24"/>
+          <w:lang w:val="en-US"/>
+          <w14:ligatures w14:val="standardContextual"/>
+        </w:rPr>
+      </w:pPr>
+      <w:r>
+        <w:rPr>
+          <w:rFonts w:ascii="Aptos" w:eastAsia="Aptos" w:hAnsi="Aptos" w:cs="Times New Roman"/>
+          <w:kern w:val="2"/>
+          <w:sz w:val="24"/>
+          <w:szCs w:val="24"/>
+          <w:lang w:val="en-US"/>
+          <w14:ligatures w14:val="standardContextual"/>
+        </w:rPr>
+        <w:t>Differentiate between corrective, adaptive, perfective, and preventive maintenance. Which type of maintenance consumes the most resources and why?</w:t>
+      </w:r>
+    </w:p>
+    <w:p>
+      <w:pPr>
+        <w:pStyle w:val="ListParagraph"/>
+        <w:numPr>
+          <w:ilvl w:val="0"/>
+          <w:numId w:val="32"/>
+        </w:numPr>
+        <w:spacing w:before="240" w:line="480" w:lineRule="auto"/>
+        <w:rPr>
+          <w:rFonts w:ascii="Aptos" w:eastAsia="Aptos" w:hAnsi="Aptos" w:cs="Times New Roman"/>
+          <w:kern w:val="2"/>
+          <w:sz w:val="24"/>
+          <w:szCs w:val="24"/>
+          <w:lang w:val="en-US"/>
+          <w14:ligatures w14:val="standardContextual"/>
+        </w:rPr>
+      </w:pPr>
+      <w:r>
+        <w:rPr>
+          <w:rFonts w:ascii="Aptos" w:eastAsia="Aptos" w:hAnsi="Aptos" w:cs="Times New Roman"/>
+          <w:kern w:val="2"/>
+          <w:sz w:val="24"/>
+          <w:szCs w:val="24"/>
+          <w:lang w:val="en-US"/>
+          <w14:ligatures w14:val="standardContextual"/>
+        </w:rPr>
+        <w:t>Write short notes on:</w:t>
+      </w:r>
+    </w:p>
+    <w:p>
+      <w:pPr>
+        <w:pStyle w:val="ListParagraph"/>
+        <w:numPr>
+          <w:ilvl w:val="0"/>
+          <w:numId w:val="25"/>
+        </w:numPr>
+        <w:spacing w:before="240" w:line="480" w:lineRule="auto"/>
+        <w:rPr>
+          <w:rFonts w:ascii="Aptos" w:eastAsia="Aptos" w:hAnsi="Aptos" w:cs="Times New Roman"/>
+          <w:kern w:val="2"/>
+          <w:sz w:val="24"/>
+          <w:szCs w:val="24"/>
+          <w:lang w:val="en-US"/>
+          <w14:ligatures w14:val="standardContextual"/>
+        </w:rPr>
+      </w:pPr>
+      <w:r>
+        <w:rPr>
+          <w:rFonts w:ascii="Aptos" w:eastAsia="Aptos" w:hAnsi="Aptos" w:cs="Times New Roman"/>
+          <w:kern w:val="2"/>
+          <w:sz w:val="24"/>
+          <w:szCs w:val="24"/>
+          <w:lang w:val="en-US"/>
+          <w14:ligatures w14:val="standardContextual"/>
+        </w:rPr>
+        <w:t>Open-source development</w:t>
+      </w:r>
+    </w:p>
+    <w:p>
+      <w:pPr>
+        <w:pStyle w:val="ListParagraph"/>
+        <w:numPr>
+          <w:ilvl w:val="0"/>
+          <w:numId w:val="25"/>
+        </w:numPr>
+        <w:spacing w:before="240" w:line="480" w:lineRule="auto"/>
+        <w:rPr>
+          <w:rFonts w:ascii="Aptos" w:eastAsia="Aptos" w:hAnsi="Aptos" w:cs="Times New Roman"/>
+          <w:kern w:val="2"/>
+          <w:sz w:val="24"/>
+          <w:szCs w:val="24"/>
+          <w:lang w:val="en-US"/>
+          <w14:ligatures w14:val="standardContextual"/>
+        </w:rPr>
+      </w:pPr>
+      <w:r>
+        <w:rPr>
+          <w:rFonts w:ascii="Aptos" w:eastAsia="Aptos" w:hAnsi="Aptos" w:cs="Times New Roman"/>
+          <w:kern w:val="2"/>
+          <w:sz w:val="24"/>
+          <w:szCs w:val="24"/>
+          <w:lang w:val="en-US"/>
+          <w14:ligatures w14:val="standardContextual"/>
+        </w:rPr>
+        <w:t>Agile project management</w:t>
+      </w:r>
+    </w:p>
+    <w:p>
+      <w:pPr>
+        <w:rPr>
+          <w:rFonts w:ascii="Aptos" w:eastAsia="Aptos" w:hAnsi="Aptos" w:cs="Times New Roman"/>
+          <w:b/>
+          <w:bCs/>
+          <w:kern w:val="2"/>
+          <w:sz w:val="36"/>
+          <w:szCs w:val="36"/>
+          <w:lang w:val="en-US"/>
+          <w14:ligatures w14:val="standardContextual"/>
+        </w:rPr>
+      </w:pPr>
+      <w:r>
+        <w:rPr>
+          <w:rFonts w:ascii="Aptos" w:eastAsia="Aptos" w:hAnsi="Aptos" w:cs="Times New Roman"/>
+          <w:b/>
+          <w:bCs/>
+          <w:kern w:val="2"/>
+          <w:sz w:val="36"/>
+          <w:szCs w:val="36"/>
+          <w:lang w:val="en-US"/>
+          <w14:ligatures w14:val="standardContextual"/>
+        </w:rPr>
+        <w:br w:type="page"/>
+      </w:r>
+    </w:p>
+    <w:p>
+      <w:pPr>
+        <w:spacing w:before="240" w:line="480" w:lineRule="auto"/>
+        <w:rPr>
+          <w:rFonts w:ascii="Aptos" w:eastAsia="Aptos" w:hAnsi="Aptos" w:cs="Times New Roman"/>
+          <w:b/>
+          <w:bCs/>
+          <w:kern w:val="2"/>
+          <w:sz w:val="36"/>
+          <w:szCs w:val="36"/>
+          <w:lang w:val="en-US"/>
+          <w14:ligatures w14:val="standardContextual"/>
+        </w:rPr>
+      </w:pPr>
+      <w:r>
+        <w:rPr>
+          <w:rFonts w:ascii="Aptos" w:eastAsia="Aptos" w:hAnsi="Aptos" w:cs="Times New Roman"/>
+          <w:b/>
+          <w:bCs/>
+          <w:kern w:val="2"/>
+          <w:sz w:val="36"/>
+          <w:szCs w:val="36"/>
+          <w:lang w:val="en-US"/>
+          <w14:ligatures w14:val="standardContextual"/>
+        </w:rPr>
+        <w:lastRenderedPageBreak/>
+        <w:t>Model Set II</w:t>
+      </w:r>
+      <w:r>
+        <w:rPr>
+          <w:rFonts w:ascii="Aptos" w:eastAsia="Aptos" w:hAnsi="Aptos" w:cs="Times New Roman"/>
+          <w:b/>
+          <w:bCs/>
+          <w:kern w:val="2"/>
+          <w:sz w:val="36"/>
+          <w:szCs w:val="36"/>
+          <w:lang w:val="en-US"/>
+          <w14:ligatures w14:val="standardContextual"/>
+        </w:rPr>
+        <w:t>:</w:t>
+      </w:r>
+    </w:p>
+    <w:p>
+      <w:pPr>
+        <w:spacing w:before="240" w:line="480" w:lineRule="auto"/>
+        <w:rPr>
+          <w:rFonts w:ascii="Aptos" w:eastAsia="Aptos" w:hAnsi="Aptos" w:cs="Times New Roman"/>
+          <w:b/>
+          <w:bCs/>
+          <w:kern w:val="2"/>
+          <w:sz w:val="24"/>
+          <w:szCs w:val="24"/>
+          <w:lang w:val="en-US"/>
+          <w14:ligatures w14:val="standardContextual"/>
+        </w:rPr>
+      </w:pPr>
+      <w:r>
+        <w:rPr>
+          <w:rFonts w:ascii="Aptos" w:eastAsia="Aptos" w:hAnsi="Aptos" w:cs="Times New Roman"/>
+          <w:b/>
+          <w:bCs/>
+          <w:kern w:val="2"/>
+          <w:sz w:val="24"/>
+          <w:szCs w:val="24"/>
+          <w:lang w:val="en-US"/>
+          <w14:ligatures w14:val="standardContextual"/>
+        </w:rPr>
+        <w:t>Long Answer Questions: [10 marks each]</w:t>
+      </w:r>
+    </w:p>
+    <w:p>
+      <w:pPr>
+        <w:pStyle w:val="ListParagraph"/>
+        <w:numPr>
+          <w:ilvl w:val="0"/>
+          <w:numId w:val="33"/>
+        </w:numPr>
+        <w:spacing w:before="240" w:line="480" w:lineRule="auto"/>
+        <w:rPr>
+          <w:rFonts w:ascii="Aptos" w:eastAsia="Aptos" w:hAnsi="Aptos" w:cs="Times New Roman"/>
+          <w:kern w:val="2"/>
+          <w:sz w:val="24"/>
+          <w:szCs w:val="24"/>
+          <w:lang w:val="en-US"/>
+          <w14:ligatures w14:val="standardContextual"/>
+        </w:rPr>
+      </w:pPr>
+      <w:r>
+        <w:rPr>
+          <w:rFonts w:ascii="Aptos" w:eastAsia="Aptos" w:hAnsi="Aptos" w:cs="Times New Roman"/>
+          <w:kern w:val="2"/>
+          <w:sz w:val="24"/>
+          <w:szCs w:val="24"/>
+          <w:lang w:val="en-US"/>
+          <w14:ligatures w14:val="standardContextual"/>
+        </w:rPr>
+        <w:t>Explain the importance of software pricing. Highlight COCOMO cost modeling technique. List its disadvantage.</w:t>
+      </w:r>
+    </w:p>
+    <w:p>
+      <w:pPr>
+        <w:pStyle w:val="ListParagraph"/>
+        <w:numPr>
+          <w:ilvl w:val="0"/>
+          <w:numId w:val="33"/>
+        </w:numPr>
+        <w:spacing w:before="240" w:line="480" w:lineRule="auto"/>
+        <w:rPr>
+          <w:rFonts w:ascii="Aptos" w:eastAsia="Aptos" w:hAnsi="Aptos" w:cs="Times New Roman"/>
+          <w:kern w:val="2"/>
+          <w:sz w:val="24"/>
+          <w:szCs w:val="24"/>
+          <w:lang w:val="en-US"/>
+          <w14:ligatures w14:val="standardContextual"/>
+        </w:rPr>
+      </w:pPr>
+      <w:r>
+        <w:rPr>
+          <w:rFonts w:ascii="Aptos" w:eastAsia="Aptos" w:hAnsi="Aptos" w:cs="Times New Roman"/>
+          <w:kern w:val="2"/>
+          <w:sz w:val="24"/>
+          <w:szCs w:val="24"/>
+          <w:lang w:val="en-US"/>
+          <w14:ligatures w14:val="standardContextual"/>
+        </w:rPr>
+        <w:t>Draw use case diagram, class diagram and sequence diagram for online book recommendation system. Make your own assumptions.</w:t>
+      </w:r>
+    </w:p>
+    <w:p>
+      <w:pPr>
+        <w:pStyle w:val="ListParagraph"/>
+        <w:numPr>
+          <w:ilvl w:val="0"/>
+          <w:numId w:val="33"/>
+        </w:numPr>
+        <w:spacing w:before="240" w:line="480" w:lineRule="auto"/>
+        <w:rPr>
+          <w:rFonts w:ascii="Aptos" w:eastAsia="Aptos" w:hAnsi="Aptos" w:cs="Times New Roman"/>
+          <w:kern w:val="2"/>
+          <w:sz w:val="24"/>
+          <w:szCs w:val="24"/>
+          <w:lang w:val="en-US"/>
+          <w14:ligatures w14:val="standardContextual"/>
+        </w:rPr>
+      </w:pPr>
+      <w:r>
+        <w:rPr>
+          <w:rFonts w:ascii="Aptos" w:eastAsia="Aptos" w:hAnsi="Aptos" w:cs="Times New Roman"/>
+          <w:kern w:val="2"/>
+          <w:sz w:val="24"/>
+          <w:szCs w:val="24"/>
+          <w:lang w:val="en-US"/>
+          <w14:ligatures w14:val="standardContextual"/>
+        </w:rPr>
+        <w:t>What do you understand by software process model? Explain different software process activities.</w:t>
+      </w:r>
+    </w:p>
+    <w:p>
+      <w:pPr>
+        <w:spacing w:before="240" w:line="480" w:lineRule="auto"/>
+        <w:rPr>
+          <w:rFonts w:ascii="Aptos" w:eastAsia="Aptos" w:hAnsi="Aptos" w:cs="Times New Roman"/>
+          <w:b/>
+          <w:bCs/>
+          <w:kern w:val="2"/>
+          <w:sz w:val="24"/>
+          <w:szCs w:val="24"/>
+          <w:lang w:val="en-US"/>
+          <w14:ligatures w14:val="standardContextual"/>
+        </w:rPr>
+      </w:pPr>
+      <w:r>
+        <w:rPr>
+          <w:rFonts w:ascii="Aptos" w:eastAsia="Aptos" w:hAnsi="Aptos" w:cs="Times New Roman"/>
+          <w:b/>
+          <w:bCs/>
+          <w:kern w:val="2"/>
+          <w:sz w:val="24"/>
+          <w:szCs w:val="24"/>
+          <w:lang w:val="en-US"/>
+          <w14:ligatures w14:val="standardContextual"/>
+        </w:rPr>
+        <w:t>Short Answer Questions: [5 marks each]</w:t>
+      </w:r>
+    </w:p>
+    <w:p>
+      <w:pPr>
+        <w:numPr>
+          <w:ilvl w:val="0"/>
+          <w:numId w:val="33"/>
+        </w:numPr>
+        <w:spacing w:before="240" w:line="480" w:lineRule="auto"/>
+        <w:contextualSpacing/>
+        <w:rPr>
+          <w:rFonts w:ascii="Aptos" w:eastAsia="Aptos" w:hAnsi="Aptos" w:cs="Times New Roman"/>
+          <w:kern w:val="2"/>
+          <w:sz w:val="24"/>
+          <w:szCs w:val="24"/>
+          <w:lang w:val="en-US"/>
+          <w14:ligatures w14:val="standardContextual"/>
+        </w:rPr>
+      </w:pPr>
+      <w:r>
+        <w:rPr>
+          <w:rFonts w:ascii="Aptos" w:eastAsia="Aptos" w:hAnsi="Aptos" w:cs="Times New Roman"/>
+          <w:kern w:val="2"/>
+          <w:sz w:val="24"/>
+          <w:szCs w:val="24"/>
+          <w:lang w:val="en-US"/>
+          <w14:ligatures w14:val="standardContextual"/>
+        </w:rPr>
+        <w:t xml:space="preserve">How </w:t>
+      </w:r>
+      <w:proofErr w:type="gramStart"/>
+      <w:r>
+        <w:rPr>
+          <w:rFonts w:ascii="Aptos" w:eastAsia="Aptos" w:hAnsi="Aptos" w:cs="Times New Roman"/>
+          <w:kern w:val="2"/>
+          <w:sz w:val="24"/>
+          <w:szCs w:val="24"/>
+          <w:lang w:val="en-US"/>
+          <w14:ligatures w14:val="standardContextual"/>
+        </w:rPr>
+        <w:t>risk management is</w:t>
+      </w:r>
+      <w:proofErr w:type="gramEnd"/>
+      <w:r>
+        <w:rPr>
+          <w:rFonts w:ascii="Aptos" w:eastAsia="Aptos" w:hAnsi="Aptos" w:cs="Times New Roman"/>
+          <w:kern w:val="2"/>
+          <w:sz w:val="24"/>
+          <w:szCs w:val="24"/>
+          <w:lang w:val="en-US"/>
+          <w14:ligatures w14:val="standardContextual"/>
+        </w:rPr>
+        <w:t xml:space="preserve"> carried out during software development? Explain.</w:t>
+      </w:r>
+    </w:p>
+    <w:p>
+      <w:pPr>
+        <w:numPr>
+          <w:ilvl w:val="0"/>
+          <w:numId w:val="33"/>
+        </w:numPr>
+        <w:spacing w:before="240" w:line="480" w:lineRule="auto"/>
+        <w:contextualSpacing/>
+        <w:rPr>
+          <w:rFonts w:ascii="Aptos" w:eastAsia="Aptos" w:hAnsi="Aptos" w:cs="Times New Roman"/>
+          <w:kern w:val="2"/>
+          <w:sz w:val="24"/>
+          <w:szCs w:val="24"/>
+          <w:lang w:val="en-US"/>
+          <w14:ligatures w14:val="standardContextual"/>
+        </w:rPr>
+      </w:pPr>
+      <w:r>
+        <w:rPr>
+          <w:rFonts w:ascii="Aptos" w:eastAsia="Aptos" w:hAnsi="Aptos" w:cs="Times New Roman"/>
+          <w:kern w:val="2"/>
+          <w:sz w:val="24"/>
+          <w:szCs w:val="24"/>
+          <w:lang w:val="en-US"/>
+          <w14:ligatures w14:val="standardContextual"/>
+        </w:rPr>
+        <w:t>“Software maintenance is one of the most importance activity.” Justify the statement with an example.</w:t>
+      </w:r>
+    </w:p>
+    <w:p>
+      <w:pPr>
+        <w:numPr>
+          <w:ilvl w:val="0"/>
+          <w:numId w:val="33"/>
+        </w:numPr>
+        <w:spacing w:before="240" w:line="480" w:lineRule="auto"/>
+        <w:contextualSpacing/>
+        <w:rPr>
+          <w:rFonts w:ascii="Aptos" w:eastAsia="Aptos" w:hAnsi="Aptos" w:cs="Times New Roman"/>
+          <w:kern w:val="2"/>
+          <w:sz w:val="24"/>
+          <w:szCs w:val="24"/>
+          <w:lang w:val="en-US"/>
+          <w14:ligatures w14:val="standardContextual"/>
+        </w:rPr>
+      </w:pPr>
+      <w:r>
+        <w:rPr>
+          <w:rFonts w:ascii="Aptos" w:eastAsia="Aptos" w:hAnsi="Aptos" w:cs="Times New Roman"/>
+          <w:kern w:val="2"/>
+          <w:sz w:val="24"/>
+          <w:szCs w:val="24"/>
+          <w:lang w:val="en-US"/>
+          <w14:ligatures w14:val="standardContextual"/>
+        </w:rPr>
+        <w:t>Difference between verification and validation. Explain software inspection process.</w:t>
+      </w:r>
+    </w:p>
+    <w:p>
+      <w:pPr>
+        <w:numPr>
+          <w:ilvl w:val="0"/>
+          <w:numId w:val="33"/>
+        </w:numPr>
+        <w:spacing w:before="240" w:line="480" w:lineRule="auto"/>
+        <w:contextualSpacing/>
+        <w:rPr>
+          <w:rFonts w:ascii="Aptos" w:eastAsia="Aptos" w:hAnsi="Aptos" w:cs="Times New Roman"/>
+          <w:kern w:val="2"/>
+          <w:sz w:val="24"/>
+          <w:szCs w:val="24"/>
+          <w:lang w:val="en-US"/>
+          <w14:ligatures w14:val="standardContextual"/>
+        </w:rPr>
+      </w:pPr>
+      <w:r>
+        <w:rPr>
+          <w:rFonts w:ascii="Aptos" w:eastAsia="Aptos" w:hAnsi="Aptos" w:cs="Times New Roman"/>
+          <w:kern w:val="2"/>
+          <w:sz w:val="24"/>
+          <w:szCs w:val="24"/>
+          <w:lang w:val="en-US"/>
+          <w14:ligatures w14:val="standardContextual"/>
+        </w:rPr>
+        <w:t xml:space="preserve">What do you understand by design patterns? What role does it have in </w:t>
+      </w:r>
+      <w:r>
+        <w:rPr>
+          <w:rFonts w:ascii="Aptos" w:eastAsia="Aptos" w:hAnsi="Aptos" w:cs="Times New Roman"/>
+          <w:kern w:val="2"/>
+          <w:sz w:val="24"/>
+          <w:szCs w:val="24"/>
+          <w:lang w:val="en-US"/>
+          <w14:ligatures w14:val="standardContextual"/>
+        </w:rPr>
+        <w:t>object-oriented</w:t>
+      </w:r>
+      <w:r>
+        <w:rPr>
+          <w:rFonts w:ascii="Aptos" w:eastAsia="Aptos" w:hAnsi="Aptos" w:cs="Times New Roman"/>
+          <w:kern w:val="2"/>
+          <w:sz w:val="24"/>
+          <w:szCs w:val="24"/>
+          <w:lang w:val="en-US"/>
+          <w14:ligatures w14:val="standardContextual"/>
+        </w:rPr>
+        <w:t xml:space="preserve"> design.</w:t>
+      </w:r>
+    </w:p>
+    <w:p>
+      <w:pPr>
+        <w:numPr>
+          <w:ilvl w:val="0"/>
+          <w:numId w:val="33"/>
+        </w:numPr>
+        <w:spacing w:before="240" w:line="480" w:lineRule="auto"/>
+        <w:contextualSpacing/>
+        <w:rPr>
+          <w:rFonts w:ascii="Aptos" w:eastAsia="Aptos" w:hAnsi="Aptos" w:cs="Times New Roman"/>
+          <w:kern w:val="2"/>
+          <w:sz w:val="24"/>
+          <w:szCs w:val="24"/>
+          <w:lang w:val="en-US"/>
+          <w14:ligatures w14:val="standardContextual"/>
+        </w:rPr>
+      </w:pPr>
+      <w:r>
+        <w:rPr>
+          <w:rFonts w:ascii="Aptos" w:eastAsia="Aptos" w:hAnsi="Aptos" w:cs="Times New Roman"/>
+          <w:kern w:val="2"/>
+          <w:sz w:val="24"/>
+          <w:szCs w:val="24"/>
+          <w:lang w:val="en-US"/>
+          <w14:ligatures w14:val="standardContextual"/>
+        </w:rPr>
+        <w:t>Explain any one application of architecture.</w:t>
+      </w:r>
+    </w:p>
+    <w:p>
+      <w:pPr>
+        <w:pStyle w:val="ListParagraph"/>
+        <w:numPr>
+          <w:ilvl w:val="0"/>
+          <w:numId w:val="33"/>
+        </w:numPr>
+        <w:spacing w:before="240" w:line="480" w:lineRule="auto"/>
+        <w:rPr>
+          <w:rFonts w:ascii="Aptos" w:eastAsia="Aptos" w:hAnsi="Aptos" w:cs="Times New Roman"/>
+          <w:kern w:val="2"/>
+          <w:sz w:val="24"/>
+          <w:szCs w:val="24"/>
+          <w:lang w:val="en-US"/>
+          <w14:ligatures w14:val="standardContextual"/>
+        </w:rPr>
+      </w:pPr>
+      <w:r>
+        <w:rPr>
+          <w:rFonts w:ascii="Aptos" w:eastAsia="Aptos" w:hAnsi="Aptos" w:cs="Times New Roman"/>
+          <w:kern w:val="2"/>
+          <w:sz w:val="24"/>
+          <w:szCs w:val="24"/>
+          <w:lang w:val="en-US"/>
+          <w14:ligatures w14:val="standardContextual"/>
+        </w:rPr>
+        <w:t>Differentiate between structural and behavioral models. What is the importance of behavioral model.</w:t>
+      </w:r>
+    </w:p>
+    <w:p>
+      <w:pPr>
+        <w:pStyle w:val="ListParagraph"/>
+        <w:numPr>
+          <w:ilvl w:val="0"/>
+          <w:numId w:val="33"/>
+        </w:numPr>
+        <w:spacing w:before="240" w:line="480" w:lineRule="auto"/>
+        <w:rPr>
+          <w:rFonts w:ascii="Aptos" w:eastAsia="Aptos" w:hAnsi="Aptos" w:cs="Times New Roman"/>
+          <w:kern w:val="2"/>
+          <w:sz w:val="24"/>
+          <w:szCs w:val="24"/>
+          <w:lang w:val="en-US"/>
+          <w14:ligatures w14:val="standardContextual"/>
+        </w:rPr>
+      </w:pPr>
+      <w:r>
+        <w:rPr>
+          <w:rFonts w:ascii="Aptos" w:eastAsia="Aptos" w:hAnsi="Aptos" w:cs="Times New Roman"/>
+          <w:kern w:val="2"/>
+          <w:sz w:val="24"/>
+          <w:szCs w:val="24"/>
+          <w:lang w:val="en-US"/>
+          <w14:ligatures w14:val="standardContextual"/>
+        </w:rPr>
+        <w:t xml:space="preserve">Briefly </w:t>
+      </w:r>
+      <w:r>
+        <w:rPr>
+          <w:rFonts w:ascii="Aptos" w:eastAsia="Aptos" w:hAnsi="Aptos" w:cs="Times New Roman"/>
+          <w:kern w:val="2"/>
+          <w:sz w:val="24"/>
+          <w:szCs w:val="24"/>
+          <w:lang w:val="en-US"/>
+          <w14:ligatures w14:val="standardContextual"/>
+        </w:rPr>
+        <w:t>explain</w:t>
+      </w:r>
+      <w:r>
+        <w:rPr>
+          <w:rFonts w:ascii="Aptos" w:eastAsia="Aptos" w:hAnsi="Aptos" w:cs="Times New Roman"/>
+          <w:kern w:val="2"/>
+          <w:sz w:val="24"/>
+          <w:szCs w:val="24"/>
+          <w:lang w:val="en-US"/>
+          <w14:ligatures w14:val="standardContextual"/>
+        </w:rPr>
+        <w:t xml:space="preserve"> the requirements of engineering process.</w:t>
+      </w:r>
+    </w:p>
+    <w:p>
+      <w:pPr>
+        <w:pStyle w:val="ListParagraph"/>
+        <w:numPr>
+          <w:ilvl w:val="0"/>
+          <w:numId w:val="33"/>
+        </w:numPr>
+        <w:spacing w:before="240" w:line="480" w:lineRule="auto"/>
+        <w:rPr>
+          <w:rFonts w:ascii="Aptos" w:eastAsia="Aptos" w:hAnsi="Aptos" w:cs="Times New Roman"/>
+          <w:kern w:val="2"/>
+          <w:sz w:val="24"/>
+          <w:szCs w:val="24"/>
+          <w:lang w:val="en-US"/>
+          <w14:ligatures w14:val="standardContextual"/>
+        </w:rPr>
+      </w:pPr>
+      <w:r>
+        <w:rPr>
+          <w:rFonts w:ascii="Aptos" w:eastAsia="Aptos" w:hAnsi="Aptos" w:cs="Times New Roman"/>
+          <w:kern w:val="2"/>
+          <w:sz w:val="24"/>
+          <w:szCs w:val="24"/>
+          <w:lang w:val="en-US"/>
+          <w14:ligatures w14:val="standardContextual"/>
+        </w:rPr>
+        <w:t>What are the principles of agile development? Explain agile development techniques.</w:t>
+      </w:r>
+    </w:p>
+    <w:p>
+      <w:pPr>
+        <w:pStyle w:val="ListParagraph"/>
+        <w:numPr>
+          <w:ilvl w:val="0"/>
+          <w:numId w:val="33"/>
+        </w:numPr>
+        <w:spacing w:before="240" w:line="480" w:lineRule="auto"/>
+        <w:rPr>
+          <w:rFonts w:ascii="Aptos" w:eastAsia="Aptos" w:hAnsi="Aptos" w:cs="Times New Roman"/>
+          <w:kern w:val="2"/>
+          <w:sz w:val="24"/>
+          <w:szCs w:val="24"/>
+          <w:lang w:val="en-US"/>
+          <w14:ligatures w14:val="standardContextual"/>
+        </w:rPr>
+      </w:pPr>
+      <w:r>
+        <w:rPr>
+          <w:rFonts w:ascii="Aptos" w:eastAsia="Aptos" w:hAnsi="Aptos" w:cs="Times New Roman"/>
+          <w:kern w:val="2"/>
+          <w:sz w:val="24"/>
+          <w:szCs w:val="24"/>
+          <w:lang w:val="en-US"/>
+          <w14:ligatures w14:val="standardContextual"/>
+        </w:rPr>
+        <w:lastRenderedPageBreak/>
+        <w:t>Write short notes on:</w:t>
+      </w:r>
+    </w:p>
+    <w:p>
+      <w:pPr>
+        <w:pStyle w:val="ListParagraph"/>
+        <w:numPr>
+          <w:ilvl w:val="0"/>
+          <w:numId w:val="25"/>
+        </w:numPr>
+        <w:spacing w:before="240" w:line="480" w:lineRule="auto"/>
+        <w:rPr>
+          <w:rFonts w:ascii="Aptos" w:eastAsia="Aptos" w:hAnsi="Aptos" w:cs="Times New Roman"/>
+          <w:kern w:val="2"/>
+          <w:sz w:val="24"/>
+          <w:szCs w:val="24"/>
+          <w:lang w:val="en-US"/>
+          <w14:ligatures w14:val="standardContextual"/>
+        </w:rPr>
+      </w:pPr>
+      <w:r>
+        <w:rPr>
+          <w:rFonts w:ascii="Aptos" w:eastAsia="Aptos" w:hAnsi="Aptos" w:cs="Times New Roman"/>
+          <w:kern w:val="2"/>
+          <w:sz w:val="24"/>
+          <w:szCs w:val="24"/>
+          <w:lang w:val="en-US"/>
+          <w14:ligatures w14:val="standardContextual"/>
+        </w:rPr>
+        <w:t>System engineering</w:t>
+      </w:r>
+    </w:p>
+    <w:p>
+      <w:pPr>
+        <w:pStyle w:val="ListParagraph"/>
+        <w:numPr>
+          <w:ilvl w:val="0"/>
+          <w:numId w:val="25"/>
+        </w:numPr>
+        <w:spacing w:before="240" w:line="480" w:lineRule="auto"/>
+        <w:rPr>
+          <w:rFonts w:ascii="Aptos" w:eastAsia="Aptos" w:hAnsi="Aptos" w:cs="Times New Roman"/>
+          <w:kern w:val="2"/>
+          <w:sz w:val="24"/>
+          <w:szCs w:val="24"/>
+          <w:lang w:val="en-US"/>
+          <w14:ligatures w14:val="standardContextual"/>
+        </w:rPr>
+      </w:pPr>
+      <w:r>
+        <w:rPr>
+          <w:rFonts w:ascii="Aptos" w:eastAsia="Aptos" w:hAnsi="Aptos" w:cs="Times New Roman"/>
+          <w:kern w:val="2"/>
+          <w:sz w:val="24"/>
+          <w:szCs w:val="24"/>
+          <w:lang w:val="en-US"/>
+          <w14:ligatures w14:val="standardContextual"/>
+        </w:rPr>
+        <w:t>Release testing</w:t>
+      </w:r>
+    </w:p>
+    <w:p>
+      <w:pPr>
+        <w:rPr>
+          <w:rFonts w:ascii="Aptos" w:eastAsia="Aptos" w:hAnsi="Aptos" w:cs="Times New Roman"/>
+          <w:kern w:val="2"/>
+          <w:sz w:val="24"/>
+          <w:szCs w:val="24"/>
+          <w:lang w:val="en-US"/>
+          <w14:ligatures w14:val="standardContextual"/>
+        </w:rPr>
+      </w:pPr>
+      <w:r>
+        <w:rPr>
+          <w:rFonts w:ascii="Aptos" w:eastAsia="Aptos" w:hAnsi="Aptos" w:cs="Times New Roman"/>
+          <w:kern w:val="2"/>
+          <w:sz w:val="24"/>
+          <w:szCs w:val="24"/>
+          <w:lang w:val="en-US"/>
+          <w14:ligatures w14:val="standardContextual"/>
+        </w:rPr>
+        <w:br w:type="page"/>
+      </w:r>
+    </w:p>
+    <w:p>
+      <w:pPr>
+        <w:spacing w:before="240" w:line="480" w:lineRule="auto"/>
+        <w:rPr>
+          <w:rFonts w:ascii="Aptos" w:eastAsia="Aptos" w:hAnsi="Aptos" w:cs="Times New Roman"/>
+          <w:b/>
+          <w:bCs/>
+          <w:kern w:val="2"/>
+          <w:sz w:val="36"/>
+          <w:szCs w:val="36"/>
+          <w:lang w:val="en-US"/>
+          <w14:ligatures w14:val="standardContextual"/>
+        </w:rPr>
+      </w:pPr>
+      <w:r>
+        <w:rPr>
+          <w:rFonts w:ascii="Aptos" w:eastAsia="Aptos" w:hAnsi="Aptos" w:cs="Times New Roman"/>
+          <w:b/>
+          <w:bCs/>
+          <w:kern w:val="2"/>
+          <w:sz w:val="36"/>
+          <w:szCs w:val="36"/>
+          <w:lang w:val="en-US"/>
+          <w14:ligatures w14:val="standardContextual"/>
+        </w:rPr>
         <w:lastRenderedPageBreak/>
         <w:t>Model Set I</w:t>
       </w:r>
@@ -806,18 +2218,7 @@
           <w:lang w:val="en-US"/>
           <w14:ligatures w14:val="standardContextual"/>
         </w:rPr>
-        <w:t>Explain the component base software engineering and its advantages.</w:t>
-      </w:r>
-      <w:r>
-        <w:rPr>
-          <w:rFonts w:ascii="Aptos" w:eastAsia="Aptos" w:hAnsi="Aptos" w:cs="Times New Roman"/>
-          <w:kern w:val="2"/>
-          <w:sz w:val="24"/>
-          <w:szCs w:val="24"/>
-          <w:lang w:val="en-US"/>
-          <w14:ligatures w14:val="standardContextual"/>
-        </w:rPr>
-        <w:t xml:space="preserve"> </w:t>
+        <w:t xml:space="preserve">Explain the component base software engineering and its advantages. </w:t>
       </w:r>
     </w:p>
     <w:p>
@@ -991,29 +2392,7 @@
           <w:lang w:val="en-US"/>
           <w14:ligatures w14:val="standardContextual"/>
         </w:rPr>
-        <w:t>Expla</w:t>
-      </w:r>
-      <w:r>
-        <w:rPr>
-          <w:rFonts w:ascii="Aptos" w:eastAsia="Aptos" w:hAnsi="Aptos" w:cs="Times New Roman"/>
-          <w:kern w:val="2"/>
-          <w:sz w:val="24"/>
-          <w:szCs w:val="24"/>
-          <w:lang w:val="en-US"/>
-          <w14:ligatures w14:val="standardContextual"/>
-        </w:rPr>
-        <w:t>i</w:t>
-      </w:r>
-      <w:r>
-        <w:rPr>
-          <w:rFonts w:ascii="Aptos" w:eastAsia="Aptos" w:hAnsi="Aptos" w:cs="Times New Roman"/>
-          <w:kern w:val="2"/>
-          <w:sz w:val="24"/>
-          <w:szCs w:val="24"/>
-          <w:lang w:val="en-US"/>
-          <w14:ligatures w14:val="standardContextual"/>
-        </w:rPr>
-        <w:t>n maintenance process in detail.</w:t>
+        <w:t>Explain maintenance process in detail.</w:t>
       </w:r>
     </w:p>
     <w:p>
@@ -2780,29 +4159,7 @@
           <w:lang w:val="en-US"/>
           <w14:ligatures w14:val="standardContextual"/>
         </w:rPr>
-        <w:t xml:space="preserve">Explain the </w:t>
-      </w:r>
-      <w:r>
-        <w:rPr>
-          <w:rFonts w:ascii="Aptos" w:eastAsia="Aptos" w:hAnsi="Aptos" w:cs="Times New Roman"/>
-          <w:kern w:val="2"/>
-          <w:sz w:val="24"/>
-          <w:szCs w:val="24"/>
-          <w:lang w:val="en-US"/>
-          <w14:ligatures w14:val="standardContextual"/>
-        </w:rPr>
-        <w:t>detailed</w:t>
-      </w:r>
-      <w:r>
-        <w:rPr>
-          <w:rFonts w:ascii="Aptos" w:eastAsia="Aptos" w:hAnsi="Aptos" w:cs="Times New Roman"/>
-          <w:kern w:val="2"/>
-          <w:sz w:val="24"/>
-          <w:szCs w:val="24"/>
-          <w:lang w:val="en-US"/>
-          <w14:ligatures w14:val="standardContextual"/>
-        </w:rPr>
-        <w:t xml:space="preserve"> tasks in a software configuration management process with example.</w:t>
+        <w:t>Explain the detailed tasks in a software configuration management process with example.</w:t>
       </w:r>
     </w:p>
     <w:p>
@@ -2831,29 +4188,7 @@
           <w:lang w:val="en-US"/>
           <w14:ligatures w14:val="standardContextual"/>
         </w:rPr>
-        <w:t xml:space="preserve">Explain the agile software development. </w:t>
-      </w:r>
-      <w:r>
-        <w:rPr>
-          <w:rFonts w:ascii="Aptos" w:eastAsia="Aptos" w:hAnsi="Aptos" w:cs="Times New Roman"/>
-          <w:kern w:val="2"/>
-          <w:sz w:val="24"/>
-          <w:szCs w:val="24"/>
-          <w:lang w:val="en-US"/>
-          <w14:ligatures w14:val="standardContextual"/>
-        </w:rPr>
-        <w:t>Compare</w:t>
-      </w:r>
-      <w:r>
-        <w:rPr>
-          <w:rFonts w:ascii="Aptos" w:eastAsia="Aptos" w:hAnsi="Aptos" w:cs="Times New Roman"/>
-          <w:kern w:val="2"/>
-          <w:sz w:val="24"/>
-          <w:szCs w:val="24"/>
-          <w:lang w:val="en-US"/>
-          <w14:ligatures w14:val="standardContextual"/>
-        </w:rPr>
-        <w:t xml:space="preserve"> agile software development with prototyping software development.</w:t>
+        <w:t>Explain the agile software development. Compare agile software development with prototyping software development.</w:t>
       </w:r>
     </w:p>
     <w:p>
@@ -3567,29 +4902,7 @@
           <w:lang w:val="en-US"/>
           <w14:ligatures w14:val="standardContextual"/>
         </w:rPr>
-        <w:t xml:space="preserve">What is modular decomposition? Discuss </w:t>
-      </w:r>
-      <w:r>
-        <w:rPr>
-          <w:rFonts w:ascii="Aptos" w:eastAsia="Aptos" w:hAnsi="Aptos" w:cs="Times New Roman"/>
-          <w:kern w:val="2"/>
-          <w:sz w:val="24"/>
-          <w:szCs w:val="24"/>
-          <w:lang w:val="en-US"/>
-          <w14:ligatures w14:val="standardContextual"/>
-        </w:rPr>
-        <w:t>object-oriented</w:t>
-      </w:r>
-      <w:r>
-        <w:rPr>
-          <w:rFonts w:ascii="Aptos" w:eastAsia="Aptos" w:hAnsi="Aptos" w:cs="Times New Roman"/>
-          <w:kern w:val="2"/>
-          <w:sz w:val="24"/>
-          <w:szCs w:val="24"/>
-          <w:lang w:val="en-US"/>
-          <w14:ligatures w14:val="standardContextual"/>
-        </w:rPr>
-        <w:t xml:space="preserve"> model of decomposition.</w:t>
+        <w:t>What is modular decomposition? Discuss object-oriented model of decomposition.</w:t>
       </w:r>
     </w:p>
     <w:p>
@@ -3762,6 +5075,56 @@
 </w:document>
 </file>
 
+<file path=word/endnotes.xml><?xml version="1.0" encoding="utf-8"?>
+<w:endnotes xmlns:wpc="http://schemas.microsoft.com/office/word/2010/wordprocessingCanvas" xmlns:cx="http://schemas.microsoft.com/office/drawing/2014/chartex" xmlns:cx1="http://schemas.microsoft.com/office/drawing/2015/9/8/chartex" xmlns:cx2="http://schemas.microsoft.com/office/drawing/2015/10/21/chartex" xmlns:cx3="http://schemas.microsoft.com/office/drawing/2016/5/9/chartex" xmlns:cx4="http://schemas.microsoft.com/office/drawing/2016/5/10/chartex" xmlns:cx5="http://schemas.microsoft.com/office/drawing/2016/5/11/chartex" xmlns:cx6="http://schemas.microsoft.com/office/drawing/2016/5/12/chartex" xmlns:cx7="http://schemas.microsoft.com/office/drawing/2016/5/13/chartex" xmlns:cx8="http://schemas.microsoft.com/office/drawing/2016/5/14/chartex" xmlns:mc="http://schemas.openxmlformats.org/markup-compatibility/2006" xmlns:aink="http://schemas.microsoft.com/office/drawing/2016/ink" xmlns:am3d="http://schemas.microsoft.com/office/drawing/2017/model3d" xmlns:o="urn:schemas-microsoft-com:office:office" xmlns:oel="http://schemas.microsoft.com/office/2019/extlst" xmlns:r="http://schemas.openxmlformats.org/officeDocument/2006/relationships" xmlns:m="http://schemas.openxmlformats.org/officeDocument/2006/math" xmlns:v="urn:schemas-microsoft-com:vml" xmlns:wp14="http://schemas.microsoft.com/office/word/2010/wordprocessingDrawing" xmlns:wp="http://schemas.openxmlformats.org/drawingml/2006/wordprocessingDrawing" xmlns:w10="urn:schemas-microsoft-com:office:word" xmlns:w="http://schemas.openxmlformats.org/wordprocessingml/2006/main" xmlns:w14="http://schemas.microsoft.com/office/word/2010/wordml" xmlns:w15="http://schemas.microsoft.com/office/word/2012/wordml" xmlns:w16cex="http://schemas.microsoft.com/office/word/2018/wordml/cex" xmlns:w16cid="http://schemas.microsoft.com/office/word/2016/wordml/cid" xmlns:w16="http://schemas.microsoft.com/office/word/2018/wordml" xmlns:w16du="http://schemas.microsoft.com/office/word/2023/wordml/word16du" xmlns:w16sdtdh="http://schemas.microsoft.com/office/word/2020/wordml/sdtdatahash" xmlns:w16sdtfl="http://schemas.microsoft.com/office/word/2024/wordml/sdtformatlock" xmlns:w16se="http://schemas.microsoft.com/office/word/2015/wordml/symex" xmlns:wpg="http://schemas.microsoft.com/office/word/2010/wordprocessingGroup" xmlns:wpi="http://schemas.microsoft.com/office/word/2010/wordprocessingInk" xmlns:wne="http://schemas.microsoft.com/office/word/2006/wordml" xmlns:wps="http://schemas.microsoft.com/office/word/2010/wordprocessingShape" mc:Ignorable="w14 w15 w16se w16cid w16 w16cex w16sdtdh w16sdtfl w16du wp14">
+  <w:endnote w:type="separator" w:id="-1">
+    <w:p>
+      <w:pPr>
+        <w:spacing w:after="0" w:line="240" w:lineRule="auto"/>
+      </w:pPr>
+      <w:r>
+        <w:separator/>
+      </w:r>
+    </w:p>
+  </w:endnote>
+  <w:endnote w:type="continuationSeparator" w:id="0">
+    <w:p>
+      <w:pPr>
+        <w:spacing w:after="0" w:line="240" w:lineRule="auto"/>
+      </w:pPr>
+      <w:r>
+        <w:continuationSeparator/>
+      </w:r>
+    </w:p>
+  </w:endnote>
+</w:endnotes>
+</file>
+
+<file path=word/footnotes.xml><?xml version="1.0" encoding="utf-8"?>
+<w:footnotes xmlns:wpc="http://schemas.microsoft.com/office/word/2010/wordprocessingCanvas" xmlns:cx="http://schemas.microsoft.com/office/drawing/2014/chartex" xmlns:cx1="http://schemas.microsoft.com/office/drawing/2015/9/8/chartex" xmlns:cx2="http://schemas.microsoft.com/office/drawing/2015/10/21/chartex" xmlns:cx3="http://schemas.microsoft.com/office/drawing/2016/5/9/chartex" xmlns:cx4="http://schemas.microsoft.com/office/drawing/2016/5/10/chartex" xmlns:cx5="http://schemas.microsoft.com/office/drawing/2016/5/11/chartex" xmlns:cx6="http://schemas.microsoft.com/office/drawing/2016/5/12/chartex" xmlns:cx7="http://schemas.microsoft.com/office/drawing/2016/5/13/chartex" xmlns:cx8="http://schemas.microsoft.com/office/drawing/2016/5/14/chartex" xmlns:mc="http://schemas.openxmlformats.org/markup-compatibility/2006" xmlns:aink="http://schemas.microsoft.com/office/drawing/2016/ink" xmlns:am3d="http://schemas.microsoft.com/office/drawing/2017/model3d" xmlns:o="urn:schemas-microsoft-com:office:office" xmlns:oel="http://schemas.microsoft.com/office/2019/extlst" xmlns:r="http://schemas.openxmlformats.org/officeDocument/2006/relationships" xmlns:m="http://schemas.openxmlformats.org/officeDocument/2006/math" xmlns:v="urn:schemas-microsoft-com:vml" xmlns:wp14="http://schemas.microsoft.com/office/word/2010/wordprocessingDrawing" xmlns:wp="http://schemas.openxmlformats.org/drawingml/2006/wordprocessingDrawing" xmlns:w10="urn:schemas-microsoft-com:office:word" xmlns:w="http://schemas.openxmlformats.org/wordprocessingml/2006/main" xmlns:w14="http://schemas.microsoft.com/office/word/2010/wordml" xmlns:w15="http://schemas.microsoft.com/office/word/2012/wordml" xmlns:w16cex="http://schemas.microsoft.com/office/word/2018/wordml/cex" xmlns:w16cid="http://schemas.microsoft.com/office/word/2016/wordml/cid" xmlns:w16="http://schemas.microsoft.com/office/word/2018/wordml" xmlns:w16du="http://schemas.microsoft.com/office/word/2023/wordml/word16du" xmlns:w16sdtdh="http://schemas.microsoft.com/office/word/2020/wordml/sdtdatahash" xmlns:w16sdtfl="http://schemas.microsoft.com/office/word/2024/wordml/sdtformatlock" xmlns:w16se="http://schemas.microsoft.com/office/word/2015/wordml/symex" xmlns:wpg="http://schemas.microsoft.com/office/word/2010/wordprocessingGroup" xmlns:wpi="http://schemas.microsoft.com/office/word/2010/wordprocessingInk" xmlns:wne="http://schemas.microsoft.com/office/word/2006/wordml" xmlns:wps="http://schemas.microsoft.com/office/word/2010/wordprocessingShape" mc:Ignorable="w14 w15 w16se w16cid w16 w16cex w16sdtdh w16sdtfl w16du wp14">
+  <w:footnote w:type="separator" w:id="-1">
+    <w:p>
+      <w:pPr>
+        <w:spacing w:after="0" w:line="240" w:lineRule="auto"/>
+      </w:pPr>
+      <w:r>
+        <w:separator/>
+      </w:r>
+    </w:p>
+  </w:footnote>
+  <w:footnote w:type="continuationSeparator" w:id="0">
+    <w:p>
+      <w:pPr>
+        <w:spacing w:after="0" w:line="240" w:lineRule="auto"/>
+      </w:pPr>
+      <w:r>
+        <w:continuationSeparator/>
+      </w:r>
+    </w:p>
+  </w:footnote>
+</w:footnotes>
+</file>
+
 <file path=word/numbering.xml><?xml version="1.0" encoding="utf-8"?>
 <w:numbering xmlns:wpc="http://schemas.microsoft.com/office/word/2010/wordprocessingCanvas" xmlns:cx="http://schemas.microsoft.com/office/drawing/2014/chartex" xmlns:cx1="http://schemas.microsoft.com/office/drawing/2015/9/8/chartex" xmlns:cx2="http://schemas.microsoft.com/office/drawing/2015/10/21/chartex" xmlns:cx3="http://schemas.microsoft.com/office/drawing/2016/5/9/chartex" xmlns:cx4="http://schemas.microsoft.com/office/drawing/2016/5/10/chartex" xmlns:cx5="http://schemas.microsoft.com/office/drawing/2016/5/11/chartex" xmlns:cx6="http://schemas.microsoft.com/office/drawing/2016/5/12/chartex" xmlns:cx7="http://schemas.microsoft.com/office/drawing/2016/5/13/chartex" xmlns:cx8="http://schemas.microsoft.com/office/drawing/2016/5/14/chartex" xmlns:mc="http://schemas.openxmlformats.org/markup-compatibility/2006" xmlns:aink="http://schemas.microsoft.com/office/drawing/2016/ink" xmlns:am3d="http://schemas.microsoft.com/office/drawing/2017/model3d" xmlns:o="urn:schemas-microsoft-com:office:office" xmlns:oel="http://schemas.microsoft.com/office/2019/extlst" xmlns:r="http://schemas.openxmlformats.org/officeDocument/2006/relationships" xmlns:m="http://schemas.openxmlformats.org/officeDocument/2006/math" xmlns:v="urn:schemas-microsoft-com:vml" xmlns:wp14="http://schemas.microsoft.com/office/word/2010/wordprocessingDrawing" xmlns:wp="http://schemas.openxmlformats.org/drawingml/2006/wordprocessingDrawing" xmlns:w10="urn:schemas-microsoft-com:office:word" xmlns:w="http://schemas.openxmlformats.org/wordprocessingml/2006/main" xmlns:w14="http://schemas.microsoft.com/office/word/2010/wordml" xmlns:w15="http://schemas.microsoft.com/office/word/2012/wordml" xmlns:w16cex="http://schemas.microsoft.com/office/word/2018/wordml/cex" xmlns:w16cid="http://schemas.microsoft.com/office/word/2016/wordml/cid" xmlns:w16="http://schemas.microsoft.com/office/word/2018/wordml" xmlns:w16du="http://schemas.microsoft.com/office/word/2023/wordml/word16du" xmlns:w16sdtdh="http://schemas.microsoft.com/office/word/2020/wordml/sdtdatahash" xmlns:w16sdtfl="http://schemas.microsoft.com/office/word/2024/wordml/sdtformatlock" xmlns:w16se="http://schemas.microsoft.com/office/word/2015/wordml/symex" xmlns:wpg="http://schemas.microsoft.com/office/word/2010/wordprocessingGroup" xmlns:wpi="http://schemas.microsoft.com/office/word/2010/wordprocessingInk" xmlns:wne="http://schemas.microsoft.com/office/word/2006/wordml" xmlns:wps="http://schemas.microsoft.com/office/word/2010/wordprocessingShape" mc:Ignorable="w14 w15 w16se w16cid w16 w16cex w16sdtdh w16sdtfl w16du wp14">
   <w:abstractNum w:abstractNumId="0" w15:restartNumberingAfterBreak="0">
@@ -4852,6 +6215,92 @@
     </w:lvl>
   </w:abstractNum>
   <w:abstractNum w:abstractNumId="12" w15:restartNumberingAfterBreak="0">
+    <w:nsid w:val="2FB55E9A"/>
+    <w:multiLevelType w:val="hybridMultilevel"/>
+    <w:tmpl w:val="1FDEF202"/>
+    <w:lvl w:ilvl="0" w:tplc="04090019">
+      <w:start w:val="1"/>
+      <w:numFmt w:val="lowerLetter"/>
+      <w:lvlText w:val="%1."/>
+      <w:lvlJc w:val="left"/>
+      <w:pPr>
+        <w:ind w:left="1080" w:hanging="360"/>
+      </w:pPr>
+    </w:lvl>
+    <w:lvl w:ilvl="1" w:tplc="04090019" w:tentative="1">
+      <w:start w:val="1"/>
+      <w:numFmt w:val="lowerLetter"/>
+      <w:lvlText w:val="%2."/>
+      <w:lvlJc w:val="left"/>
+      <w:pPr>
+        <w:ind w:left="1800" w:hanging="360"/>
+      </w:pPr>
+    </w:lvl>
+    <w:lvl w:ilvl="2" w:tplc="0409001B" w:tentative="1">
+      <w:start w:val="1"/>
+      <w:numFmt w:val="lowerRoman"/>
+      <w:lvlText w:val="%3."/>
+      <w:lvlJc w:val="right"/>
+      <w:pPr>
+        <w:ind w:left="2520" w:hanging="180"/>
+      </w:pPr>
+    </w:lvl>
+    <w:lvl w:ilvl="3" w:tplc="0409000F" w:tentative="1">
+      <w:start w:val="1"/>
+      <w:numFmt w:val="decimal"/>
+      <w:lvlText w:val="%4."/>
+      <w:lvlJc w:val="left"/>
+      <w:pPr>
+        <w:ind w:left="3240" w:hanging="360"/>
+      </w:pPr>
+    </w:lvl>
+    <w:lvl w:ilvl="4" w:tplc="04090019" w:tentative="1">
+      <w:start w:val="1"/>
+      <w:numFmt w:val="lowerLetter"/>
+      <w:lvlText w:val="%5."/>
+      <w:lvlJc w:val="left"/>
+      <w:pPr>
+        <w:ind w:left="3960" w:hanging="360"/>
+      </w:pPr>
+    </w:lvl>
+    <w:lvl w:ilvl="5" w:tplc="0409001B" w:tentative="1">
+      <w:start w:val="1"/>
+      <w:numFmt w:val="lowerRoman"/>
+      <w:lvlText w:val="%6."/>
+      <w:lvlJc w:val="right"/>
+      <w:pPr>
+        <w:ind w:left="4680" w:hanging="180"/>
+      </w:pPr>
+    </w:lvl>
+    <w:lvl w:ilvl="6" w:tplc="0409000F" w:tentative="1">
+      <w:start w:val="1"/>
+      <w:numFmt w:val="decimal"/>
+      <w:lvlText w:val="%7."/>
+      <w:lvlJc w:val="left"/>
+      <w:pPr>
+        <w:ind w:left="5400" w:hanging="360"/>
+      </w:pPr>
+    </w:lvl>
+    <w:lvl w:ilvl="7" w:tplc="04090019" w:tentative="1">
+      <w:start w:val="1"/>
+      <w:numFmt w:val="lowerLetter"/>
+      <w:lvlText w:val="%8."/>
+      <w:lvlJc w:val="left"/>
+      <w:pPr>
+        <w:ind w:left="6120" w:hanging="360"/>
+      </w:pPr>
+    </w:lvl>
+    <w:lvl w:ilvl="8" w:tplc="0409001B" w:tentative="1">
+      <w:start w:val="1"/>
+      <w:numFmt w:val="lowerRoman"/>
+      <w:lvlText w:val="%9."/>
+      <w:lvlJc w:val="right"/>
+      <w:pPr>
+        <w:ind w:left="6840" w:hanging="180"/>
+      </w:pPr>
+    </w:lvl>
+  </w:abstractNum>
+  <w:abstractNum w:abstractNumId="13" w15:restartNumberingAfterBreak="0">
     <w:nsid w:val="36522F26"/>
     <w:multiLevelType w:val="hybridMultilevel"/>
     <w:tmpl w:val="2A2C2090"/>
@@ -4937,7 +6386,7 @@
       </w:pPr>
     </w:lvl>
   </w:abstractNum>
-  <w:abstractNum w:abstractNumId="13" w15:restartNumberingAfterBreak="0">
+  <w:abstractNum w:abstractNumId="14" w15:restartNumberingAfterBreak="0">
     <w:nsid w:val="3CC92433"/>
     <w:multiLevelType w:val="multilevel"/>
     <w:tmpl w:val="CB38A24C"/>
@@ -5050,7 +6499,7 @@
       </w:pPr>
     </w:lvl>
   </w:abstractNum>
-  <w:abstractNum w:abstractNumId="14" w15:restartNumberingAfterBreak="0">
+  <w:abstractNum w:abstractNumId="15" w15:restartNumberingAfterBreak="0">
     <w:nsid w:val="3FF44266"/>
     <w:multiLevelType w:val="hybridMultilevel"/>
     <w:tmpl w:val="26725A92"/>
@@ -5136,7 +6585,7 @@
       </w:pPr>
     </w:lvl>
   </w:abstractNum>
-  <w:abstractNum w:abstractNumId="15" w15:restartNumberingAfterBreak="0">
+  <w:abstractNum w:abstractNumId="16" w15:restartNumberingAfterBreak="0">
     <w:nsid w:val="4EB378A5"/>
     <w:multiLevelType w:val="hybridMultilevel"/>
     <w:tmpl w:val="44DC2DE0"/>
@@ -5222,7 +6671,7 @@
       </w:pPr>
     </w:lvl>
   </w:abstractNum>
-  <w:abstractNum w:abstractNumId="16" w15:restartNumberingAfterBreak="0">
+  <w:abstractNum w:abstractNumId="17" w15:restartNumberingAfterBreak="0">
     <w:nsid w:val="528D3D12"/>
     <w:multiLevelType w:val="multilevel"/>
     <w:tmpl w:val="C5060EBC"/>
@@ -5335,7 +6784,7 @@
       </w:pPr>
     </w:lvl>
   </w:abstractNum>
-  <w:abstractNum w:abstractNumId="17" w15:restartNumberingAfterBreak="0">
+  <w:abstractNum w:abstractNumId="18" w15:restartNumberingAfterBreak="0">
     <w:nsid w:val="55DA593A"/>
     <w:multiLevelType w:val="hybridMultilevel"/>
     <w:tmpl w:val="94DC36A0"/>
@@ -5421,7 +6870,7 @@
       </w:pPr>
     </w:lvl>
   </w:abstractNum>
-  <w:abstractNum w:abstractNumId="18" w15:restartNumberingAfterBreak="0">
+  <w:abstractNum w:abstractNumId="19" w15:restartNumberingAfterBreak="0">
     <w:nsid w:val="55DB7D16"/>
     <w:multiLevelType w:val="hybridMultilevel"/>
     <w:tmpl w:val="2098DD7E"/>
@@ -5507,7 +6956,93 @@
       </w:pPr>
     </w:lvl>
   </w:abstractNum>
-  <w:abstractNum w:abstractNumId="19" w15:restartNumberingAfterBreak="0">
+  <w:abstractNum w:abstractNumId="20" w15:restartNumberingAfterBreak="0">
+    <w:nsid w:val="5CF73E9C"/>
+    <w:multiLevelType w:val="hybridMultilevel"/>
+    <w:tmpl w:val="2098DD7E"/>
+    <w:lvl w:ilvl="0" w:tplc="FFFFFFFF">
+      <w:start w:val="1"/>
+      <w:numFmt w:val="decimal"/>
+      <w:lvlText w:val="%1."/>
+      <w:lvlJc w:val="left"/>
+      <w:pPr>
+        <w:ind w:left="360" w:hanging="360"/>
+      </w:pPr>
+    </w:lvl>
+    <w:lvl w:ilvl="1" w:tplc="FFFFFFFF" w:tentative="1">
+      <w:start w:val="1"/>
+      <w:numFmt w:val="lowerLetter"/>
+      <w:lvlText w:val="%2."/>
+      <w:lvlJc w:val="left"/>
+      <w:pPr>
+        <w:ind w:left="1080" w:hanging="360"/>
+      </w:pPr>
+    </w:lvl>
+    <w:lvl w:ilvl="2" w:tplc="FFFFFFFF" w:tentative="1">
+      <w:start w:val="1"/>
+      <w:numFmt w:val="lowerRoman"/>
+      <w:lvlText w:val="%3."/>
+      <w:lvlJc w:val="right"/>
+      <w:pPr>
+        <w:ind w:left="1800" w:hanging="180"/>
+      </w:pPr>
+    </w:lvl>
+    <w:lvl w:ilvl="3" w:tplc="FFFFFFFF" w:tentative="1">
+      <w:start w:val="1"/>
+      <w:numFmt w:val="decimal"/>
+      <w:lvlText w:val="%4."/>
+      <w:lvlJc w:val="left"/>
+      <w:pPr>
+        <w:ind w:left="2520" w:hanging="360"/>
+      </w:pPr>
+    </w:lvl>
+    <w:lvl w:ilvl="4" w:tplc="FFFFFFFF" w:tentative="1">
+      <w:start w:val="1"/>
+      <w:numFmt w:val="lowerLetter"/>
+      <w:lvlText w:val="%5."/>
+      <w:lvlJc w:val="left"/>
+      <w:pPr>
+        <w:ind w:left="3240" w:hanging="360"/>
+      </w:pPr>
+    </w:lvl>
+    <w:lvl w:ilvl="5" w:tplc="FFFFFFFF" w:tentative="1">
+      <w:start w:val="1"/>
+      <w:numFmt w:val="lowerRoman"/>
+      <w:lvlText w:val="%6."/>
+      <w:lvlJc w:val="right"/>
+      <w:pPr>
+        <w:ind w:left="3960" w:hanging="180"/>
+      </w:pPr>
+    </w:lvl>
+    <w:lvl w:ilvl="6" w:tplc="FFFFFFFF" w:tentative="1">
+      <w:start w:val="1"/>
+      <w:numFmt w:val="decimal"/>
+      <w:lvlText w:val="%7."/>
+      <w:lvlJc w:val="left"/>
+      <w:pPr>
+        <w:ind w:left="4680" w:hanging="360"/>
+      </w:pPr>
+    </w:lvl>
+    <w:lvl w:ilvl="7" w:tplc="FFFFFFFF" w:tentative="1">
+      <w:start w:val="1"/>
+      <w:numFmt w:val="lowerLetter"/>
+      <w:lvlText w:val="%8."/>
+      <w:lvlJc w:val="left"/>
+      <w:pPr>
+        <w:ind w:left="5400" w:hanging="360"/>
+      </w:pPr>
+    </w:lvl>
+    <w:lvl w:ilvl="8" w:tplc="FFFFFFFF" w:tentative="1">
+      <w:start w:val="1"/>
+      <w:numFmt w:val="lowerRoman"/>
+      <w:lvlText w:val="%9."/>
+      <w:lvlJc w:val="right"/>
+      <w:pPr>
+        <w:ind w:left="6120" w:hanging="180"/>
+      </w:pPr>
+    </w:lvl>
+  </w:abstractNum>
+  <w:abstractNum w:abstractNumId="21" w15:restartNumberingAfterBreak="0">
     <w:nsid w:val="5EBE5BFB"/>
     <w:multiLevelType w:val="hybridMultilevel"/>
     <w:tmpl w:val="10C008AA"/>
@@ -5593,7 +7128,93 @@
       </w:pPr>
     </w:lvl>
   </w:abstractNum>
-  <w:abstractNum w:abstractNumId="20" w15:restartNumberingAfterBreak="0">
+  <w:abstractNum w:abstractNumId="22" w15:restartNumberingAfterBreak="0">
+    <w:nsid w:val="5F0A3D46"/>
+    <w:multiLevelType w:val="hybridMultilevel"/>
+    <w:tmpl w:val="2098DD7E"/>
+    <w:lvl w:ilvl="0" w:tplc="FFFFFFFF">
+      <w:start w:val="1"/>
+      <w:numFmt w:val="decimal"/>
+      <w:lvlText w:val="%1."/>
+      <w:lvlJc w:val="left"/>
+      <w:pPr>
+        <w:ind w:left="360" w:hanging="360"/>
+      </w:pPr>
+    </w:lvl>
+    <w:lvl w:ilvl="1" w:tplc="FFFFFFFF" w:tentative="1">
+      <w:start w:val="1"/>
+      <w:numFmt w:val="lowerLetter"/>
+      <w:lvlText w:val="%2."/>
+      <w:lvlJc w:val="left"/>
+      <w:pPr>
+        <w:ind w:left="1080" w:hanging="360"/>
+      </w:pPr>
+    </w:lvl>
+    <w:lvl w:ilvl="2" w:tplc="FFFFFFFF" w:tentative="1">
+      <w:start w:val="1"/>
+      <w:numFmt w:val="lowerRoman"/>
+      <w:lvlText w:val="%3."/>
+      <w:lvlJc w:val="right"/>
+      <w:pPr>
+        <w:ind w:left="1800" w:hanging="180"/>
+      </w:pPr>
+    </w:lvl>
+    <w:lvl w:ilvl="3" w:tplc="FFFFFFFF" w:tentative="1">
+      <w:start w:val="1"/>
+      <w:numFmt w:val="decimal"/>
+      <w:lvlText w:val="%4."/>
+      <w:lvlJc w:val="left"/>
+      <w:pPr>
+        <w:ind w:left="2520" w:hanging="360"/>
+      </w:pPr>
+    </w:lvl>
+    <w:lvl w:ilvl="4" w:tplc="FFFFFFFF" w:tentative="1">
+      <w:start w:val="1"/>
+      <w:numFmt w:val="lowerLetter"/>
+      <w:lvlText w:val="%5."/>
+      <w:lvlJc w:val="left"/>
+      <w:pPr>
+        <w:ind w:left="3240" w:hanging="360"/>
+      </w:pPr>
+    </w:lvl>
+    <w:lvl w:ilvl="5" w:tplc="FFFFFFFF" w:tentative="1">
+      <w:start w:val="1"/>
+      <w:numFmt w:val="lowerRoman"/>
+      <w:lvlText w:val="%6."/>
+      <w:lvlJc w:val="right"/>
+      <w:pPr>
+        <w:ind w:left="3960" w:hanging="180"/>
+      </w:pPr>
+    </w:lvl>
+    <w:lvl w:ilvl="6" w:tplc="FFFFFFFF" w:tentative="1">
+      <w:start w:val="1"/>
+      <w:numFmt w:val="decimal"/>
+      <w:lvlText w:val="%7."/>
+      <w:lvlJc w:val="left"/>
+      <w:pPr>
+        <w:ind w:left="4680" w:hanging="360"/>
+      </w:pPr>
+    </w:lvl>
+    <w:lvl w:ilvl="7" w:tplc="FFFFFFFF" w:tentative="1">
+      <w:start w:val="1"/>
+      <w:numFmt w:val="lowerLetter"/>
+      <w:lvlText w:val="%8."/>
+      <w:lvlJc w:val="left"/>
+      <w:pPr>
+        <w:ind w:left="5400" w:hanging="360"/>
+      </w:pPr>
+    </w:lvl>
+    <w:lvl w:ilvl="8" w:tplc="FFFFFFFF" w:tentative="1">
+      <w:start w:val="1"/>
+      <w:numFmt w:val="lowerRoman"/>
+      <w:lvlText w:val="%9."/>
+      <w:lvlJc w:val="right"/>
+      <w:pPr>
+        <w:ind w:left="6120" w:hanging="180"/>
+      </w:pPr>
+    </w:lvl>
+  </w:abstractNum>
+  <w:abstractNum w:abstractNumId="23" w15:restartNumberingAfterBreak="0">
     <w:nsid w:val="5F840A12"/>
     <w:multiLevelType w:val="hybridMultilevel"/>
     <w:tmpl w:val="6012ED62"/>
@@ -5679,7 +7300,7 @@
       </w:pPr>
     </w:lvl>
   </w:abstractNum>
-  <w:abstractNum w:abstractNumId="21" w15:restartNumberingAfterBreak="0">
+  <w:abstractNum w:abstractNumId="24" w15:restartNumberingAfterBreak="0">
     <w:nsid w:val="5FC31253"/>
     <w:multiLevelType w:val="hybridMultilevel"/>
     <w:tmpl w:val="6B3E99F8"/>
@@ -5765,7 +7386,7 @@
       </w:pPr>
     </w:lvl>
   </w:abstractNum>
-  <w:abstractNum w:abstractNumId="22" w15:restartNumberingAfterBreak="0">
+  <w:abstractNum w:abstractNumId="25" w15:restartNumberingAfterBreak="0">
     <w:nsid w:val="65037DC7"/>
     <w:multiLevelType w:val="hybridMultilevel"/>
     <w:tmpl w:val="2A82459C"/>
@@ -5851,7 +7472,7 @@
       </w:pPr>
     </w:lvl>
   </w:abstractNum>
-  <w:abstractNum w:abstractNumId="23" w15:restartNumberingAfterBreak="0">
+  <w:abstractNum w:abstractNumId="26" w15:restartNumberingAfterBreak="0">
     <w:nsid w:val="6598345B"/>
     <w:multiLevelType w:val="hybridMultilevel"/>
     <w:tmpl w:val="6DE8E946"/>
@@ -5937,7 +7558,7 @@
       </w:pPr>
     </w:lvl>
   </w:abstractNum>
-  <w:abstractNum w:abstractNumId="24" w15:restartNumberingAfterBreak="0">
+  <w:abstractNum w:abstractNumId="27" w15:restartNumberingAfterBreak="0">
     <w:nsid w:val="689F6227"/>
     <w:multiLevelType w:val="hybridMultilevel"/>
     <w:tmpl w:val="97B0DAB0"/>
@@ -6023,7 +7644,7 @@
       </w:pPr>
     </w:lvl>
   </w:abstractNum>
-  <w:abstractNum w:abstractNumId="25" w15:restartNumberingAfterBreak="0">
+  <w:abstractNum w:abstractNumId="28" w15:restartNumberingAfterBreak="0">
     <w:nsid w:val="6FC76804"/>
     <w:multiLevelType w:val="hybridMultilevel"/>
     <w:tmpl w:val="3794A1BE"/>
@@ -6109,7 +7730,93 @@
       </w:pPr>
     </w:lvl>
   </w:abstractNum>
-  <w:abstractNum w:abstractNumId="26" w15:restartNumberingAfterBreak="0">
+  <w:abstractNum w:abstractNumId="29" w15:restartNumberingAfterBreak="0">
+    <w:nsid w:val="70356B25"/>
+    <w:multiLevelType w:val="hybridMultilevel"/>
+    <w:tmpl w:val="5086A88A"/>
+    <w:lvl w:ilvl="0" w:tplc="04090019">
+      <w:start w:val="1"/>
+      <w:numFmt w:val="lowerLetter"/>
+      <w:lvlText w:val="%1."/>
+      <w:lvlJc w:val="left"/>
+      <w:pPr>
+        <w:ind w:left="720" w:hanging="360"/>
+      </w:pPr>
+    </w:lvl>
+    <w:lvl w:ilvl="1" w:tplc="04090019" w:tentative="1">
+      <w:start w:val="1"/>
+      <w:numFmt w:val="lowerLetter"/>
+      <w:lvlText w:val="%2."/>
+      <w:lvlJc w:val="left"/>
+      <w:pPr>
+        <w:ind w:left="1440" w:hanging="360"/>
+      </w:pPr>
+    </w:lvl>
+    <w:lvl w:ilvl="2" w:tplc="0409001B" w:tentative="1">
+      <w:start w:val="1"/>
+      <w:numFmt w:val="lowerRoman"/>
+      <w:lvlText w:val="%3."/>
+      <w:lvlJc w:val="right"/>
+      <w:pPr>
+        <w:ind w:left="2160" w:hanging="180"/>
+      </w:pPr>
+    </w:lvl>
+    <w:lvl w:ilvl="3" w:tplc="0409000F" w:tentative="1">
+      <w:start w:val="1"/>
+      <w:numFmt w:val="decimal"/>
+      <w:lvlText w:val="%4."/>
+      <w:lvlJc w:val="left"/>
+      <w:pPr>
+        <w:ind w:left="2880" w:hanging="360"/>
+      </w:pPr>
+    </w:lvl>
+    <w:lvl w:ilvl="4" w:tplc="04090019" w:tentative="1">
+      <w:start w:val="1"/>
+      <w:numFmt w:val="lowerLetter"/>
+      <w:lvlText w:val="%5."/>
+      <w:lvlJc w:val="left"/>
+      <w:pPr>
+        <w:ind w:left="3600" w:hanging="360"/>
+      </w:pPr>
+    </w:lvl>
+    <w:lvl w:ilvl="5" w:tplc="0409001B" w:tentative="1">
+      <w:start w:val="1"/>
+      <w:numFmt w:val="lowerRoman"/>
+      <w:lvlText w:val="%6."/>
+      <w:lvlJc w:val="right"/>
+      <w:pPr>
+        <w:ind w:left="4320" w:hanging="180"/>
+      </w:pPr>
+    </w:lvl>
+    <w:lvl w:ilvl="6" w:tplc="0409000F" w:tentative="1">
+      <w:start w:val="1"/>
+      <w:numFmt w:val="decimal"/>
+      <w:lvlText w:val="%7."/>
+      <w:lvlJc w:val="left"/>
+      <w:pPr>
+        <w:ind w:left="5040" w:hanging="360"/>
+      </w:pPr>
+    </w:lvl>
+    <w:lvl w:ilvl="7" w:tplc="04090019" w:tentative="1">
+      <w:start w:val="1"/>
+      <w:numFmt w:val="lowerLetter"/>
+      <w:lvlText w:val="%8."/>
+      <w:lvlJc w:val="left"/>
+      <w:pPr>
+        <w:ind w:left="5760" w:hanging="360"/>
+      </w:pPr>
+    </w:lvl>
+    <w:lvl w:ilvl="8" w:tplc="0409001B" w:tentative="1">
+      <w:start w:val="1"/>
+      <w:numFmt w:val="lowerRoman"/>
+      <w:lvlText w:val="%9."/>
+      <w:lvlJc w:val="right"/>
+      <w:pPr>
+        <w:ind w:left="6480" w:hanging="180"/>
+      </w:pPr>
+    </w:lvl>
+  </w:abstractNum>
+  <w:abstractNum w:abstractNumId="30" w15:restartNumberingAfterBreak="0">
     <w:nsid w:val="728A7100"/>
     <w:multiLevelType w:val="hybridMultilevel"/>
     <w:tmpl w:val="ABAE9C42"/>
@@ -6195,7 +7902,7 @@
       </w:pPr>
     </w:lvl>
   </w:abstractNum>
-  <w:abstractNum w:abstractNumId="27" w15:restartNumberingAfterBreak="0">
+  <w:abstractNum w:abstractNumId="31" w15:restartNumberingAfterBreak="0">
     <w:nsid w:val="78E5453F"/>
     <w:multiLevelType w:val="hybridMultilevel"/>
     <w:tmpl w:val="A8FE8DB2"/>
@@ -6281,7 +7988,7 @@
       </w:pPr>
     </w:lvl>
   </w:abstractNum>
-  <w:abstractNum w:abstractNumId="28" w15:restartNumberingAfterBreak="0">
+  <w:abstractNum w:abstractNumId="32" w15:restartNumberingAfterBreak="0">
     <w:nsid w:val="7DCC564F"/>
     <w:multiLevelType w:val="hybridMultilevel"/>
     <w:tmpl w:val="50BCBB70"/>
@@ -6372,37 +8079,37 @@
     </w:lvl>
   </w:abstractNum>
   <w:num w:numId="1" w16cid:durableId="1631938193">
-    <w:abstractNumId w:val="28"/>
+    <w:abstractNumId w:val="32"/>
   </w:num>
   <w:num w:numId="2" w16cid:durableId="241836934">
     <w:abstractNumId w:val="3"/>
   </w:num>
   <w:num w:numId="3" w16cid:durableId="1235580186">
-    <w:abstractNumId w:val="15"/>
+    <w:abstractNumId w:val="16"/>
   </w:num>
   <w:num w:numId="4" w16cid:durableId="1713650866">
-    <w:abstractNumId w:val="13"/>
+    <w:abstractNumId w:val="14"/>
   </w:num>
   <w:num w:numId="5" w16cid:durableId="70736569">
-    <w:abstractNumId w:val="16"/>
+    <w:abstractNumId w:val="17"/>
   </w:num>
   <w:num w:numId="6" w16cid:durableId="1988120913">
     <w:abstractNumId w:val="1"/>
   </w:num>
   <w:num w:numId="7" w16cid:durableId="279070369">
-    <w:abstractNumId w:val="18"/>
+    <w:abstractNumId w:val="19"/>
   </w:num>
   <w:num w:numId="8" w16cid:durableId="1242523220">
-    <w:abstractNumId w:val="26"/>
+    <w:abstractNumId w:val="30"/>
   </w:num>
   <w:num w:numId="9" w16cid:durableId="236407072">
     <w:abstractNumId w:val="7"/>
   </w:num>
   <w:num w:numId="10" w16cid:durableId="1103308397">
-    <w:abstractNumId w:val="17"/>
+    <w:abstractNumId w:val="18"/>
   </w:num>
   <w:num w:numId="11" w16cid:durableId="1884051347">
-    <w:abstractNumId w:val="22"/>
+    <w:abstractNumId w:val="25"/>
   </w:num>
   <w:num w:numId="12" w16cid:durableId="55787927">
     <w:abstractNumId w:val="4"/>
@@ -6411,37 +8118,37 @@
     <w:abstractNumId w:val="6"/>
   </w:num>
   <w:num w:numId="14" w16cid:durableId="1096511688">
-    <w:abstractNumId w:val="24"/>
+    <w:abstractNumId w:val="27"/>
   </w:num>
   <w:num w:numId="15" w16cid:durableId="1797333078">
-    <w:abstractNumId w:val="14"/>
+    <w:abstractNumId w:val="15"/>
   </w:num>
   <w:num w:numId="16" w16cid:durableId="1431242914">
-    <w:abstractNumId w:val="23"/>
+    <w:abstractNumId w:val="26"/>
   </w:num>
   <w:num w:numId="17" w16cid:durableId="1195188311">
-    <w:abstractNumId w:val="25"/>
+    <w:abstractNumId w:val="28"/>
   </w:num>
   <w:num w:numId="18" w16cid:durableId="915628325">
     <w:abstractNumId w:val="10"/>
   </w:num>
   <w:num w:numId="19" w16cid:durableId="2024817035">
-    <w:abstractNumId w:val="20"/>
+    <w:abstractNumId w:val="23"/>
   </w:num>
   <w:num w:numId="20" w16cid:durableId="1501460243">
-    <w:abstractNumId w:val="27"/>
+    <w:abstractNumId w:val="31"/>
   </w:num>
   <w:num w:numId="21" w16cid:durableId="1580091040">
     <w:abstractNumId w:val="8"/>
   </w:num>
   <w:num w:numId="22" w16cid:durableId="1893301185">
-    <w:abstractNumId w:val="19"/>
+    <w:abstractNumId w:val="21"/>
   </w:num>
   <w:num w:numId="23" w16cid:durableId="1262177319">
     <w:abstractNumId w:val="11"/>
   </w:num>
   <w:num w:numId="24" w16cid:durableId="1234512120">
-    <w:abstractNumId w:val="21"/>
+    <w:abstractNumId w:val="24"/>
   </w:num>
   <w:num w:numId="25" w16cid:durableId="1422556741">
     <w:abstractNumId w:val="0"/>
@@ -6456,7 +8163,19 @@
     <w:abstractNumId w:val="5"/>
   </w:num>
   <w:num w:numId="29" w16cid:durableId="279412295">
+    <w:abstractNumId w:val="13"/>
+  </w:num>
+  <w:num w:numId="30" w16cid:durableId="522673327">
+    <w:abstractNumId w:val="29"/>
+  </w:num>
+  <w:num w:numId="31" w16cid:durableId="1945334605">
     <w:abstractNumId w:val="12"/>
+  </w:num>
+  <w:num w:numId="32" w16cid:durableId="1595623375">
+    <w:abstractNumId w:val="22"/>
+  </w:num>
+  <w:num w:numId="33" w16cid:durableId="878320524">
+    <w:abstractNumId w:val="20"/>
   </w:num>
 </w:numbering>
 </file>
@@ -7501,6 +9220,81 @@
       </w:tblBorders>
     </w:tblPr>
   </w:style>
+  <w:style w:type="paragraph" w:styleId="Header">
+    <w:name w:val="header"/>
+    <w:basedOn w:val="Normal"/>
+    <w:link w:val="HeaderChar"/>
+    <w:uiPriority w:val="99"/>
+    <w:unhideWhenUsed/>
+    <w:rsid w:val="004656BE"/>
+    <w:pPr>
+      <w:tabs>
+        <w:tab w:val="center" w:pos="4680"/>
+        <w:tab w:val="right" w:pos="9360"/>
+      </w:tabs>
+      <w:spacing w:after="0" w:line="240" w:lineRule="auto"/>
+    </w:pPr>
+  </w:style>
+  <w:style w:type="character" w:customStyle="1" w:styleId="HeaderChar">
+    <w:name w:val="Header Char"/>
+    <w:basedOn w:val="DefaultParagraphFont"/>
+    <w:link w:val="Header"/>
+    <w:uiPriority w:val="99"/>
+    <w:rsid w:val="004656BE"/>
+  </w:style>
+  <w:style w:type="paragraph" w:styleId="Footer">
+    <w:name w:val="footer"/>
+    <w:basedOn w:val="Normal"/>
+    <w:link w:val="FooterChar"/>
+    <w:uiPriority w:val="99"/>
+    <w:unhideWhenUsed/>
+    <w:rsid w:val="004656BE"/>
+    <w:pPr>
+      <w:tabs>
+        <w:tab w:val="center" w:pos="4680"/>
+        <w:tab w:val="right" w:pos="9360"/>
+      </w:tabs>
+      <w:spacing w:after="0" w:line="240" w:lineRule="auto"/>
+    </w:pPr>
+  </w:style>
+  <w:style w:type="character" w:customStyle="1" w:styleId="FooterChar">
+    <w:name w:val="Footer Char"/>
+    <w:basedOn w:val="DefaultParagraphFont"/>
+    <w:link w:val="Footer"/>
+    <w:uiPriority w:val="99"/>
+    <w:rsid w:val="004656BE"/>
+  </w:style>
+  <w:style w:type="paragraph" w:customStyle="1" w:styleId="pdq2pgselectionanchorcontainer">
+    <w:name w:val="pdq2pg_selectionanchorcontainer"/>
+    <w:basedOn w:val="Normal"/>
+    <w:rsid w:val="004656BE"/>
+    <w:pPr>
+      <w:spacing w:before="100" w:beforeAutospacing="1" w:after="100" w:afterAutospacing="1" w:line="240" w:lineRule="auto"/>
+    </w:pPr>
+    <w:rPr>
+      <w:rFonts w:ascii="Times New Roman" w:eastAsia="Times New Roman" w:hAnsi="Times New Roman" w:cs="Times New Roman"/>
+      <w:sz w:val="24"/>
+      <w:szCs w:val="24"/>
+      <w:lang w:val="en-US"/>
+    </w:rPr>
+  </w:style>
+  <w:style w:type="paragraph" w:styleId="NormalWeb">
+    <w:name w:val="Normal (Web)"/>
+    <w:basedOn w:val="Normal"/>
+    <w:uiPriority w:val="99"/>
+    <w:semiHidden/>
+    <w:unhideWhenUsed/>
+    <w:rsid w:val="004656BE"/>
+    <w:pPr>
+      <w:spacing w:before="100" w:beforeAutospacing="1" w:after="100" w:afterAutospacing="1" w:line="240" w:lineRule="auto"/>
+    </w:pPr>
+    <w:rPr>
+      <w:rFonts w:ascii="Times New Roman" w:eastAsia="Times New Roman" w:hAnsi="Times New Roman" w:cs="Times New Roman"/>
+      <w:sz w:val="24"/>
+      <w:szCs w:val="24"/>
+      <w:lang w:val="en-US"/>
+    </w:rPr>
+  </w:style>
 </w:styles>
 </file>
 
